--- a/Notes/4.docx
+++ b/Notes/4.docx
@@ -38181,7 +38181,7 @@
           <w:color w:val="1F1F1F"/>
           <w:sz w:val="28"/>
           <w:szCs w:val="28"/>
-          <w:lang w:eastAsia="ru-RU"/>
+          <w:lang w:val="en-US" w:eastAsia="ru-RU"/>
         </w:rPr>
       </w:pPr>
       <w:r>
@@ -38193,7 +38193,7 @@
           <w:sz w:val="28"/>
           <w:szCs w:val="28"/>
           <w:bdr w:val="none" w:sz="0" w:space="0" w:color="auto" w:frame="1"/>
-          <w:lang w:eastAsia="ru-RU"/>
+          <w:lang w:val="en-US" w:eastAsia="ru-RU"/>
         </w:rPr>
         <w:t>III. XULOSA</w:t>
       </w:r>
@@ -38208,7 +38208,7 @@
           <w:color w:val="1F1F1F"/>
           <w:sz w:val="28"/>
           <w:szCs w:val="28"/>
-          <w:lang w:eastAsia="ru-RU"/>
+          <w:lang w:val="en-US" w:eastAsia="ru-RU"/>
         </w:rPr>
       </w:pPr>
       <w:r>
@@ -38220,49 +38220,21 @@
           <w:sz w:val="28"/>
           <w:szCs w:val="28"/>
           <w:bdr w:val="none" w:sz="0" w:space="0" w:color="auto" w:frame="1"/>
-          <w:lang w:eastAsia="ru-RU"/>
-        </w:rPr>
-        <w:t xml:space="preserve">3.1. </w:t>
-      </w:r>
-      <w:proofErr w:type="spellStart"/>
-      <w:r>
-        <w:rPr>
-          <w:rFonts w:ascii="Times New Roman" w:eastAsia="Times New Roman" w:hAnsi="Times New Roman" w:cs="Times New Roman"/>
-          <w:b/>
-          <w:bCs/>
-          <w:color w:val="1F1F1F"/>
-          <w:sz w:val="28"/>
-          <w:szCs w:val="28"/>
-          <w:bdr w:val="none" w:sz="0" w:space="0" w:color="auto" w:frame="1"/>
-          <w:lang w:eastAsia="ru-RU"/>
-        </w:rPr>
-        <w:t>Shahar</w:t>
-      </w:r>
-      <w:proofErr w:type="spellEnd"/>
-      <w:r>
-        <w:rPr>
-          <w:rFonts w:ascii="Times New Roman" w:eastAsia="Times New Roman" w:hAnsi="Times New Roman" w:cs="Times New Roman"/>
-          <w:b/>
-          <w:bCs/>
-          <w:color w:val="1F1F1F"/>
-          <w:sz w:val="28"/>
-          <w:szCs w:val="28"/>
-          <w:bdr w:val="none" w:sz="0" w:space="0" w:color="auto" w:frame="1"/>
-          <w:lang w:eastAsia="ru-RU"/>
-        </w:rPr>
-        <w:t xml:space="preserve"> </w:t>
-      </w:r>
-      <w:proofErr w:type="spellStart"/>
-      <w:r>
-        <w:rPr>
-          <w:rFonts w:ascii="Times New Roman" w:eastAsia="Times New Roman" w:hAnsi="Times New Roman" w:cs="Times New Roman"/>
-          <w:b/>
-          <w:bCs/>
-          <w:color w:val="1F1F1F"/>
-          <w:sz w:val="28"/>
-          <w:szCs w:val="28"/>
-          <w:bdr w:val="none" w:sz="0" w:space="0" w:color="auto" w:frame="1"/>
-          <w:lang w:eastAsia="ru-RU"/>
+          <w:lang w:val="en-US" w:eastAsia="ru-RU"/>
+        </w:rPr>
+        <w:t xml:space="preserve">3.1. Shahar </w:t>
+      </w:r>
+      <w:proofErr w:type="spellStart"/>
+      <w:r>
+        <w:rPr>
+          <w:rFonts w:ascii="Times New Roman" w:eastAsia="Times New Roman" w:hAnsi="Times New Roman" w:cs="Times New Roman"/>
+          <w:b/>
+          <w:bCs/>
+          <w:color w:val="1F1F1F"/>
+          <w:sz w:val="28"/>
+          <w:szCs w:val="28"/>
+          <w:bdr w:val="none" w:sz="0" w:space="0" w:color="auto" w:frame="1"/>
+          <w:lang w:val="en-US" w:eastAsia="ru-RU"/>
         </w:rPr>
         <w:t>sharoitida</w:t>
       </w:r>
@@ -38276,21 +38248,21 @@
           <w:sz w:val="28"/>
           <w:szCs w:val="28"/>
           <w:bdr w:val="none" w:sz="0" w:space="0" w:color="auto" w:frame="1"/>
-          <w:lang w:eastAsia="ru-RU"/>
-        </w:rPr>
-        <w:t xml:space="preserve"> </w:t>
-      </w:r>
-      <w:proofErr w:type="spellStart"/>
-      <w:r>
-        <w:rPr>
-          <w:rFonts w:ascii="Times New Roman" w:eastAsia="Times New Roman" w:hAnsi="Times New Roman" w:cs="Times New Roman"/>
-          <w:b/>
-          <w:bCs/>
-          <w:color w:val="1F1F1F"/>
-          <w:sz w:val="28"/>
-          <w:szCs w:val="28"/>
-          <w:bdr w:val="none" w:sz="0" w:space="0" w:color="auto" w:frame="1"/>
-          <w:lang w:eastAsia="ru-RU"/>
+          <w:lang w:val="en-US" w:eastAsia="ru-RU"/>
+        </w:rPr>
+        <w:t xml:space="preserve"> </w:t>
+      </w:r>
+      <w:proofErr w:type="spellStart"/>
+      <w:r>
+        <w:rPr>
+          <w:rFonts w:ascii="Times New Roman" w:eastAsia="Times New Roman" w:hAnsi="Times New Roman" w:cs="Times New Roman"/>
+          <w:b/>
+          <w:bCs/>
+          <w:color w:val="1F1F1F"/>
+          <w:sz w:val="28"/>
+          <w:szCs w:val="28"/>
+          <w:bdr w:val="none" w:sz="0" w:space="0" w:color="auto" w:frame="1"/>
+          <w:lang w:val="en-US" w:eastAsia="ru-RU"/>
         </w:rPr>
         <w:t>aloqa</w:t>
       </w:r>
@@ -38304,21 +38276,21 @@
           <w:sz w:val="28"/>
           <w:szCs w:val="28"/>
           <w:bdr w:val="none" w:sz="0" w:space="0" w:color="auto" w:frame="1"/>
-          <w:lang w:eastAsia="ru-RU"/>
-        </w:rPr>
-        <w:t xml:space="preserve"> </w:t>
-      </w:r>
-      <w:proofErr w:type="spellStart"/>
-      <w:r>
-        <w:rPr>
-          <w:rFonts w:ascii="Times New Roman" w:eastAsia="Times New Roman" w:hAnsi="Times New Roman" w:cs="Times New Roman"/>
-          <w:b/>
-          <w:bCs/>
-          <w:color w:val="1F1F1F"/>
-          <w:sz w:val="28"/>
-          <w:szCs w:val="28"/>
-          <w:bdr w:val="none" w:sz="0" w:space="0" w:color="auto" w:frame="1"/>
-          <w:lang w:eastAsia="ru-RU"/>
+          <w:lang w:val="en-US" w:eastAsia="ru-RU"/>
+        </w:rPr>
+        <w:t xml:space="preserve"> </w:t>
+      </w:r>
+      <w:proofErr w:type="spellStart"/>
+      <w:r>
+        <w:rPr>
+          <w:rFonts w:ascii="Times New Roman" w:eastAsia="Times New Roman" w:hAnsi="Times New Roman" w:cs="Times New Roman"/>
+          <w:b/>
+          <w:bCs/>
+          <w:color w:val="1F1F1F"/>
+          <w:sz w:val="28"/>
+          <w:szCs w:val="28"/>
+          <w:bdr w:val="none" w:sz="0" w:space="0" w:color="auto" w:frame="1"/>
+          <w:lang w:val="en-US" w:eastAsia="ru-RU"/>
         </w:rPr>
         <w:t>barqarorligini</w:t>
       </w:r>
@@ -38332,21 +38304,21 @@
           <w:sz w:val="28"/>
           <w:szCs w:val="28"/>
           <w:bdr w:val="none" w:sz="0" w:space="0" w:color="auto" w:frame="1"/>
-          <w:lang w:eastAsia="ru-RU"/>
-        </w:rPr>
-        <w:t xml:space="preserve"> </w:t>
-      </w:r>
-      <w:proofErr w:type="spellStart"/>
-      <w:r>
-        <w:rPr>
-          <w:rFonts w:ascii="Times New Roman" w:eastAsia="Times New Roman" w:hAnsi="Times New Roman" w:cs="Times New Roman"/>
-          <w:b/>
-          <w:bCs/>
-          <w:color w:val="1F1F1F"/>
-          <w:sz w:val="28"/>
-          <w:szCs w:val="28"/>
-          <w:bdr w:val="none" w:sz="0" w:space="0" w:color="auto" w:frame="1"/>
-          <w:lang w:eastAsia="ru-RU"/>
+          <w:lang w:val="en-US" w:eastAsia="ru-RU"/>
+        </w:rPr>
+        <w:t xml:space="preserve"> </w:t>
+      </w:r>
+      <w:proofErr w:type="spellStart"/>
+      <w:r>
+        <w:rPr>
+          <w:rFonts w:ascii="Times New Roman" w:eastAsia="Times New Roman" w:hAnsi="Times New Roman" w:cs="Times New Roman"/>
+          <w:b/>
+          <w:bCs/>
+          <w:color w:val="1F1F1F"/>
+          <w:sz w:val="28"/>
+          <w:szCs w:val="28"/>
+          <w:bdr w:val="none" w:sz="0" w:space="0" w:color="auto" w:frame="1"/>
+          <w:lang w:val="en-US" w:eastAsia="ru-RU"/>
         </w:rPr>
         <w:t>ta’minlash</w:t>
       </w:r>
@@ -38360,49 +38332,64 @@
           <w:sz w:val="28"/>
           <w:szCs w:val="28"/>
           <w:bdr w:val="none" w:sz="0" w:space="0" w:color="auto" w:frame="1"/>
-          <w:lang w:eastAsia="ru-RU"/>
-        </w:rPr>
-        <w:t xml:space="preserve"> </w:t>
-      </w:r>
-      <w:proofErr w:type="spellStart"/>
-      <w:r>
-        <w:rPr>
-          <w:rFonts w:ascii="Times New Roman" w:eastAsia="Times New Roman" w:hAnsi="Times New Roman" w:cs="Times New Roman"/>
-          <w:b/>
-          <w:bCs/>
-          <w:color w:val="1F1F1F"/>
-          <w:sz w:val="28"/>
-          <w:szCs w:val="28"/>
-          <w:bdr w:val="none" w:sz="0" w:space="0" w:color="auto" w:frame="1"/>
-          <w:lang w:eastAsia="ru-RU"/>
-        </w:rPr>
-        <w:t>bo‘yicha</w:t>
-      </w:r>
-      <w:proofErr w:type="spellEnd"/>
-      <w:r>
-        <w:rPr>
-          <w:rFonts w:ascii="Times New Roman" w:eastAsia="Times New Roman" w:hAnsi="Times New Roman" w:cs="Times New Roman"/>
-          <w:b/>
-          <w:bCs/>
-          <w:color w:val="1F1F1F"/>
-          <w:sz w:val="28"/>
-          <w:szCs w:val="28"/>
-          <w:bdr w:val="none" w:sz="0" w:space="0" w:color="auto" w:frame="1"/>
-          <w:lang w:eastAsia="ru-RU"/>
-        </w:rPr>
-        <w:t xml:space="preserve"> </w:t>
-      </w:r>
-      <w:proofErr w:type="spellStart"/>
-      <w:r>
-        <w:rPr>
-          <w:rFonts w:ascii="Times New Roman" w:eastAsia="Times New Roman" w:hAnsi="Times New Roman" w:cs="Times New Roman"/>
-          <w:b/>
-          <w:bCs/>
-          <w:color w:val="1F1F1F"/>
-          <w:sz w:val="28"/>
-          <w:szCs w:val="28"/>
-          <w:bdr w:val="none" w:sz="0" w:space="0" w:color="auto" w:frame="1"/>
-          <w:lang w:eastAsia="ru-RU"/>
+          <w:lang w:val="en-US" w:eastAsia="ru-RU"/>
+        </w:rPr>
+        <w:t xml:space="preserve"> </w:t>
+      </w:r>
+      <w:proofErr w:type="spellStart"/>
+      <w:proofErr w:type="gramStart"/>
+      <w:r>
+        <w:rPr>
+          <w:rFonts w:ascii="Times New Roman" w:eastAsia="Times New Roman" w:hAnsi="Times New Roman" w:cs="Times New Roman"/>
+          <w:b/>
+          <w:bCs/>
+          <w:color w:val="1F1F1F"/>
+          <w:sz w:val="28"/>
+          <w:szCs w:val="28"/>
+          <w:bdr w:val="none" w:sz="0" w:space="0" w:color="auto" w:frame="1"/>
+          <w:lang w:val="en-US" w:eastAsia="ru-RU"/>
+        </w:rPr>
+        <w:t>bo‘</w:t>
+      </w:r>
+      <w:proofErr w:type="gramEnd"/>
+      <w:r>
+        <w:rPr>
+          <w:rFonts w:ascii="Times New Roman" w:eastAsia="Times New Roman" w:hAnsi="Times New Roman" w:cs="Times New Roman"/>
+          <w:b/>
+          <w:bCs/>
+          <w:color w:val="1F1F1F"/>
+          <w:sz w:val="28"/>
+          <w:szCs w:val="28"/>
+          <w:bdr w:val="none" w:sz="0" w:space="0" w:color="auto" w:frame="1"/>
+          <w:lang w:val="en-US" w:eastAsia="ru-RU"/>
+        </w:rPr>
+        <w:t>yicha</w:t>
+      </w:r>
+      <w:proofErr w:type="spellEnd"/>
+      <w:r>
+        <w:rPr>
+          <w:rFonts w:ascii="Times New Roman" w:eastAsia="Times New Roman" w:hAnsi="Times New Roman" w:cs="Times New Roman"/>
+          <w:b/>
+          <w:bCs/>
+          <w:color w:val="1F1F1F"/>
+          <w:sz w:val="28"/>
+          <w:szCs w:val="28"/>
+          <w:bdr w:val="none" w:sz="0" w:space="0" w:color="auto" w:frame="1"/>
+          <w:lang w:val="en-US" w:eastAsia="ru-RU"/>
+        </w:rPr>
+        <w:t xml:space="preserve"> </w:t>
+      </w:r>
+      <w:proofErr w:type="spellStart"/>
+      <w:r>
+        <w:rPr>
+          <w:rFonts w:ascii="Times New Roman" w:eastAsia="Times New Roman" w:hAnsi="Times New Roman" w:cs="Times New Roman"/>
+          <w:b/>
+          <w:bCs/>
+          <w:color w:val="1F1F1F"/>
+          <w:sz w:val="28"/>
+          <w:szCs w:val="28"/>
+          <w:bdr w:val="none" w:sz="0" w:space="0" w:color="auto" w:frame="1"/>
+          <w:lang w:val="en-US" w:eastAsia="ru-RU"/>
         </w:rPr>
         <w:t>amaliy</w:t>
       </w:r>
@@ -38416,21 +38403,21 @@
           <w:sz w:val="28"/>
           <w:szCs w:val="28"/>
           <w:bdr w:val="none" w:sz="0" w:space="0" w:color="auto" w:frame="1"/>
-          <w:lang w:eastAsia="ru-RU"/>
-        </w:rPr>
-        <w:t xml:space="preserve"> </w:t>
-      </w:r>
-      <w:proofErr w:type="spellStart"/>
-      <w:r>
-        <w:rPr>
-          <w:rFonts w:ascii="Times New Roman" w:eastAsia="Times New Roman" w:hAnsi="Times New Roman" w:cs="Times New Roman"/>
-          <w:b/>
-          <w:bCs/>
-          <w:color w:val="1F1F1F"/>
-          <w:sz w:val="28"/>
-          <w:szCs w:val="28"/>
-          <w:bdr w:val="none" w:sz="0" w:space="0" w:color="auto" w:frame="1"/>
-          <w:lang w:eastAsia="ru-RU"/>
+          <w:lang w:val="en-US" w:eastAsia="ru-RU"/>
+        </w:rPr>
+        <w:t xml:space="preserve"> </w:t>
+      </w:r>
+      <w:proofErr w:type="spellStart"/>
+      <w:r>
+        <w:rPr>
+          <w:rFonts w:ascii="Times New Roman" w:eastAsia="Times New Roman" w:hAnsi="Times New Roman" w:cs="Times New Roman"/>
+          <w:b/>
+          <w:bCs/>
+          <w:color w:val="1F1F1F"/>
+          <w:sz w:val="28"/>
+          <w:szCs w:val="28"/>
+          <w:bdr w:val="none" w:sz="0" w:space="0" w:color="auto" w:frame="1"/>
+          <w:lang w:val="en-US" w:eastAsia="ru-RU"/>
         </w:rPr>
         <w:t>tavsiyalar</w:t>
       </w:r>
@@ -38446,39 +38433,27 @@
           <w:color w:val="1F1F1F"/>
           <w:sz w:val="28"/>
           <w:szCs w:val="28"/>
-          <w:lang w:eastAsia="ru-RU"/>
+          <w:lang w:val="en-US" w:eastAsia="ru-RU"/>
         </w:rPr>
       </w:pPr>
-      <w:proofErr w:type="spellStart"/>
-      <w:r>
-        <w:rPr>
-          <w:rFonts w:ascii="Times New Roman" w:eastAsia="Times New Roman" w:hAnsi="Times New Roman" w:cs="Times New Roman"/>
-          <w:color w:val="1F1F1F"/>
-          <w:sz w:val="28"/>
-          <w:szCs w:val="28"/>
-          <w:lang w:eastAsia="ru-RU"/>
-        </w:rPr>
-        <w:t>Shahar</w:t>
-      </w:r>
-      <w:proofErr w:type="spellEnd"/>
-      <w:r>
-        <w:rPr>
-          <w:rFonts w:ascii="Times New Roman" w:eastAsia="Times New Roman" w:hAnsi="Times New Roman" w:cs="Times New Roman"/>
-          <w:color w:val="1F1F1F"/>
-          <w:sz w:val="28"/>
-          <w:szCs w:val="28"/>
-          <w:lang w:eastAsia="ru-RU"/>
-        </w:rPr>
-        <w:t xml:space="preserve"> </w:t>
-      </w:r>
-      <w:proofErr w:type="spellStart"/>
-      <w:r>
-        <w:rPr>
-          <w:rFonts w:ascii="Times New Roman" w:eastAsia="Times New Roman" w:hAnsi="Times New Roman" w:cs="Times New Roman"/>
-          <w:color w:val="1F1F1F"/>
-          <w:sz w:val="28"/>
-          <w:szCs w:val="28"/>
-          <w:lang w:eastAsia="ru-RU"/>
+      <w:r>
+        <w:rPr>
+          <w:rFonts w:ascii="Times New Roman" w:eastAsia="Times New Roman" w:hAnsi="Times New Roman" w:cs="Times New Roman"/>
+          <w:color w:val="1F1F1F"/>
+          <w:sz w:val="28"/>
+          <w:szCs w:val="28"/>
+          <w:lang w:val="en-US" w:eastAsia="ru-RU"/>
+        </w:rPr>
+        <w:t xml:space="preserve">Shahar </w:t>
+      </w:r>
+      <w:proofErr w:type="spellStart"/>
+      <w:r>
+        <w:rPr>
+          <w:rFonts w:ascii="Times New Roman" w:eastAsia="Times New Roman" w:hAnsi="Times New Roman" w:cs="Times New Roman"/>
+          <w:color w:val="1F1F1F"/>
+          <w:sz w:val="28"/>
+          <w:szCs w:val="28"/>
+          <w:lang w:val="en-US" w:eastAsia="ru-RU"/>
         </w:rPr>
         <w:t>sharoitida</w:t>
       </w:r>
@@ -38489,18 +38464,18 @@
           <w:color w:val="1F1F1F"/>
           <w:sz w:val="28"/>
           <w:szCs w:val="28"/>
-          <w:lang w:eastAsia="ru-RU"/>
-        </w:rPr>
-        <w:t xml:space="preserve"> </w:t>
-      </w:r>
-      <w:proofErr w:type="spellStart"/>
-      <w:r>
-        <w:rPr>
-          <w:rFonts w:ascii="Times New Roman" w:eastAsia="Times New Roman" w:hAnsi="Times New Roman" w:cs="Times New Roman"/>
-          <w:color w:val="1F1F1F"/>
-          <w:sz w:val="28"/>
-          <w:szCs w:val="28"/>
-          <w:lang w:eastAsia="ru-RU"/>
+          <w:lang w:val="en-US" w:eastAsia="ru-RU"/>
+        </w:rPr>
+        <w:t xml:space="preserve"> </w:t>
+      </w:r>
+      <w:proofErr w:type="spellStart"/>
+      <w:r>
+        <w:rPr>
+          <w:rFonts w:ascii="Times New Roman" w:eastAsia="Times New Roman" w:hAnsi="Times New Roman" w:cs="Times New Roman"/>
+          <w:color w:val="1F1F1F"/>
+          <w:sz w:val="28"/>
+          <w:szCs w:val="28"/>
+          <w:lang w:val="en-US" w:eastAsia="ru-RU"/>
         </w:rPr>
         <w:t>jangovar</w:t>
       </w:r>
@@ -38511,18 +38486,18 @@
           <w:color w:val="1F1F1F"/>
           <w:sz w:val="28"/>
           <w:szCs w:val="28"/>
-          <w:lang w:eastAsia="ru-RU"/>
-        </w:rPr>
-        <w:t xml:space="preserve"> </w:t>
-      </w:r>
-      <w:proofErr w:type="spellStart"/>
-      <w:r>
-        <w:rPr>
-          <w:rFonts w:ascii="Times New Roman" w:eastAsia="Times New Roman" w:hAnsi="Times New Roman" w:cs="Times New Roman"/>
-          <w:color w:val="1F1F1F"/>
-          <w:sz w:val="28"/>
-          <w:szCs w:val="28"/>
-          <w:lang w:eastAsia="ru-RU"/>
+          <w:lang w:val="en-US" w:eastAsia="ru-RU"/>
+        </w:rPr>
+        <w:t xml:space="preserve"> </w:t>
+      </w:r>
+      <w:proofErr w:type="spellStart"/>
+      <w:r>
+        <w:rPr>
+          <w:rFonts w:ascii="Times New Roman" w:eastAsia="Times New Roman" w:hAnsi="Times New Roman" w:cs="Times New Roman"/>
+          <w:color w:val="1F1F1F"/>
+          <w:sz w:val="28"/>
+          <w:szCs w:val="28"/>
+          <w:lang w:val="en-US" w:eastAsia="ru-RU"/>
         </w:rPr>
         <w:t>harakatlarni</w:t>
       </w:r>
@@ -38533,18 +38508,18 @@
           <w:color w:val="1F1F1F"/>
           <w:sz w:val="28"/>
           <w:szCs w:val="28"/>
-          <w:lang w:eastAsia="ru-RU"/>
-        </w:rPr>
-        <w:t xml:space="preserve"> </w:t>
-      </w:r>
-      <w:proofErr w:type="spellStart"/>
-      <w:r>
-        <w:rPr>
-          <w:rFonts w:ascii="Times New Roman" w:eastAsia="Times New Roman" w:hAnsi="Times New Roman" w:cs="Times New Roman"/>
-          <w:color w:val="1F1F1F"/>
-          <w:sz w:val="28"/>
-          <w:szCs w:val="28"/>
-          <w:lang w:eastAsia="ru-RU"/>
+          <w:lang w:val="en-US" w:eastAsia="ru-RU"/>
+        </w:rPr>
+        <w:t xml:space="preserve"> </w:t>
+      </w:r>
+      <w:proofErr w:type="spellStart"/>
+      <w:r>
+        <w:rPr>
+          <w:rFonts w:ascii="Times New Roman" w:eastAsia="Times New Roman" w:hAnsi="Times New Roman" w:cs="Times New Roman"/>
+          <w:color w:val="1F1F1F"/>
+          <w:sz w:val="28"/>
+          <w:szCs w:val="28"/>
+          <w:lang w:val="en-US" w:eastAsia="ru-RU"/>
         </w:rPr>
         <w:t>olib</w:t>
       </w:r>
@@ -38555,18 +38530,18 @@
           <w:color w:val="1F1F1F"/>
           <w:sz w:val="28"/>
           <w:szCs w:val="28"/>
-          <w:lang w:eastAsia="ru-RU"/>
-        </w:rPr>
-        <w:t xml:space="preserve"> </w:t>
-      </w:r>
-      <w:proofErr w:type="spellStart"/>
-      <w:r>
-        <w:rPr>
-          <w:rFonts w:ascii="Times New Roman" w:eastAsia="Times New Roman" w:hAnsi="Times New Roman" w:cs="Times New Roman"/>
-          <w:color w:val="1F1F1F"/>
-          <w:sz w:val="28"/>
-          <w:szCs w:val="28"/>
-          <w:lang w:eastAsia="ru-RU"/>
+          <w:lang w:val="en-US" w:eastAsia="ru-RU"/>
+        </w:rPr>
+        <w:t xml:space="preserve"> </w:t>
+      </w:r>
+      <w:proofErr w:type="spellStart"/>
+      <w:r>
+        <w:rPr>
+          <w:rFonts w:ascii="Times New Roman" w:eastAsia="Times New Roman" w:hAnsi="Times New Roman" w:cs="Times New Roman"/>
+          <w:color w:val="1F1F1F"/>
+          <w:sz w:val="28"/>
+          <w:szCs w:val="28"/>
+          <w:lang w:val="en-US" w:eastAsia="ru-RU"/>
         </w:rPr>
         <w:t>borishda</w:t>
       </w:r>
@@ -38577,18 +38552,18 @@
           <w:color w:val="1F1F1F"/>
           <w:sz w:val="28"/>
           <w:szCs w:val="28"/>
-          <w:lang w:eastAsia="ru-RU"/>
-        </w:rPr>
-        <w:t xml:space="preserve"> </w:t>
-      </w:r>
-      <w:proofErr w:type="spellStart"/>
-      <w:r>
-        <w:rPr>
-          <w:rFonts w:ascii="Times New Roman" w:eastAsia="Times New Roman" w:hAnsi="Times New Roman" w:cs="Times New Roman"/>
-          <w:color w:val="1F1F1F"/>
-          <w:sz w:val="28"/>
-          <w:szCs w:val="28"/>
-          <w:lang w:eastAsia="ru-RU"/>
+          <w:lang w:val="en-US" w:eastAsia="ru-RU"/>
+        </w:rPr>
+        <w:t xml:space="preserve"> </w:t>
+      </w:r>
+      <w:proofErr w:type="spellStart"/>
+      <w:r>
+        <w:rPr>
+          <w:rFonts w:ascii="Times New Roman" w:eastAsia="Times New Roman" w:hAnsi="Times New Roman" w:cs="Times New Roman"/>
+          <w:color w:val="1F1F1F"/>
+          <w:sz w:val="28"/>
+          <w:szCs w:val="28"/>
+          <w:lang w:val="en-US" w:eastAsia="ru-RU"/>
         </w:rPr>
         <w:t>aloqa</w:t>
       </w:r>
@@ -38599,18 +38574,18 @@
           <w:color w:val="1F1F1F"/>
           <w:sz w:val="28"/>
           <w:szCs w:val="28"/>
-          <w:lang w:eastAsia="ru-RU"/>
-        </w:rPr>
-        <w:t xml:space="preserve"> </w:t>
-      </w:r>
-      <w:proofErr w:type="spellStart"/>
-      <w:r>
-        <w:rPr>
-          <w:rFonts w:ascii="Times New Roman" w:eastAsia="Times New Roman" w:hAnsi="Times New Roman" w:cs="Times New Roman"/>
-          <w:color w:val="1F1F1F"/>
-          <w:sz w:val="28"/>
-          <w:szCs w:val="28"/>
-          <w:lang w:eastAsia="ru-RU"/>
+          <w:lang w:val="en-US" w:eastAsia="ru-RU"/>
+        </w:rPr>
+        <w:t xml:space="preserve"> </w:t>
+      </w:r>
+      <w:proofErr w:type="spellStart"/>
+      <w:r>
+        <w:rPr>
+          <w:rFonts w:ascii="Times New Roman" w:eastAsia="Times New Roman" w:hAnsi="Times New Roman" w:cs="Times New Roman"/>
+          <w:color w:val="1F1F1F"/>
+          <w:sz w:val="28"/>
+          <w:szCs w:val="28"/>
+          <w:lang w:val="en-US" w:eastAsia="ru-RU"/>
         </w:rPr>
         <w:t>tizimining</w:t>
       </w:r>
@@ -38621,18 +38596,18 @@
           <w:color w:val="1F1F1F"/>
           <w:sz w:val="28"/>
           <w:szCs w:val="28"/>
-          <w:lang w:eastAsia="ru-RU"/>
-        </w:rPr>
-        <w:t xml:space="preserve"> </w:t>
-      </w:r>
-      <w:proofErr w:type="spellStart"/>
-      <w:r>
-        <w:rPr>
-          <w:rFonts w:ascii="Times New Roman" w:eastAsia="Times New Roman" w:hAnsi="Times New Roman" w:cs="Times New Roman"/>
-          <w:color w:val="1F1F1F"/>
-          <w:sz w:val="28"/>
-          <w:szCs w:val="28"/>
-          <w:lang w:eastAsia="ru-RU"/>
+          <w:lang w:val="en-US" w:eastAsia="ru-RU"/>
+        </w:rPr>
+        <w:t xml:space="preserve"> </w:t>
+      </w:r>
+      <w:proofErr w:type="spellStart"/>
+      <w:r>
+        <w:rPr>
+          <w:rFonts w:ascii="Times New Roman" w:eastAsia="Times New Roman" w:hAnsi="Times New Roman" w:cs="Times New Roman"/>
+          <w:color w:val="1F1F1F"/>
+          <w:sz w:val="28"/>
+          <w:szCs w:val="28"/>
+          <w:lang w:val="en-US" w:eastAsia="ru-RU"/>
         </w:rPr>
         <w:t>samaradorligini</w:t>
       </w:r>
@@ -38643,18 +38618,18 @@
           <w:color w:val="1F1F1F"/>
           <w:sz w:val="28"/>
           <w:szCs w:val="28"/>
-          <w:lang w:eastAsia="ru-RU"/>
-        </w:rPr>
-        <w:t xml:space="preserve"> </w:t>
-      </w:r>
-      <w:proofErr w:type="spellStart"/>
-      <w:r>
-        <w:rPr>
-          <w:rFonts w:ascii="Times New Roman" w:eastAsia="Times New Roman" w:hAnsi="Times New Roman" w:cs="Times New Roman"/>
-          <w:color w:val="1F1F1F"/>
-          <w:sz w:val="28"/>
-          <w:szCs w:val="28"/>
-          <w:lang w:eastAsia="ru-RU"/>
+          <w:lang w:val="en-US" w:eastAsia="ru-RU"/>
+        </w:rPr>
+        <w:t xml:space="preserve"> </w:t>
+      </w:r>
+      <w:proofErr w:type="spellStart"/>
+      <w:r>
+        <w:rPr>
+          <w:rFonts w:ascii="Times New Roman" w:eastAsia="Times New Roman" w:hAnsi="Times New Roman" w:cs="Times New Roman"/>
+          <w:color w:val="1F1F1F"/>
+          <w:sz w:val="28"/>
+          <w:szCs w:val="28"/>
+          <w:lang w:val="en-US" w:eastAsia="ru-RU"/>
         </w:rPr>
         <w:t>oshirish</w:t>
       </w:r>
@@ -38665,18 +38640,18 @@
           <w:color w:val="1F1F1F"/>
           <w:sz w:val="28"/>
           <w:szCs w:val="28"/>
-          <w:lang w:eastAsia="ru-RU"/>
-        </w:rPr>
-        <w:t xml:space="preserve"> </w:t>
-      </w:r>
-      <w:proofErr w:type="spellStart"/>
-      <w:r>
-        <w:rPr>
-          <w:rFonts w:ascii="Times New Roman" w:eastAsia="Times New Roman" w:hAnsi="Times New Roman" w:cs="Times New Roman"/>
-          <w:color w:val="1F1F1F"/>
-          <w:sz w:val="28"/>
-          <w:szCs w:val="28"/>
-          <w:lang w:eastAsia="ru-RU"/>
+          <w:lang w:val="en-US" w:eastAsia="ru-RU"/>
+        </w:rPr>
+        <w:t xml:space="preserve"> </w:t>
+      </w:r>
+      <w:proofErr w:type="spellStart"/>
+      <w:r>
+        <w:rPr>
+          <w:rFonts w:ascii="Times New Roman" w:eastAsia="Times New Roman" w:hAnsi="Times New Roman" w:cs="Times New Roman"/>
+          <w:color w:val="1F1F1F"/>
+          <w:sz w:val="28"/>
+          <w:szCs w:val="28"/>
+          <w:lang w:val="en-US" w:eastAsia="ru-RU"/>
         </w:rPr>
         <w:t>uchun</w:t>
       </w:r>
@@ -38687,18 +38662,18 @@
           <w:color w:val="1F1F1F"/>
           <w:sz w:val="28"/>
           <w:szCs w:val="28"/>
-          <w:lang w:eastAsia="ru-RU"/>
-        </w:rPr>
-        <w:t xml:space="preserve"> </w:t>
-      </w:r>
-      <w:proofErr w:type="spellStart"/>
-      <w:r>
-        <w:rPr>
-          <w:rFonts w:ascii="Times New Roman" w:eastAsia="Times New Roman" w:hAnsi="Times New Roman" w:cs="Times New Roman"/>
-          <w:color w:val="1F1F1F"/>
-          <w:sz w:val="28"/>
-          <w:szCs w:val="28"/>
-          <w:lang w:eastAsia="ru-RU"/>
+          <w:lang w:val="en-US" w:eastAsia="ru-RU"/>
+        </w:rPr>
+        <w:t xml:space="preserve"> </w:t>
+      </w:r>
+      <w:proofErr w:type="spellStart"/>
+      <w:r>
+        <w:rPr>
+          <w:rFonts w:ascii="Times New Roman" w:eastAsia="Times New Roman" w:hAnsi="Times New Roman" w:cs="Times New Roman"/>
+          <w:color w:val="1F1F1F"/>
+          <w:sz w:val="28"/>
+          <w:szCs w:val="28"/>
+          <w:lang w:val="en-US" w:eastAsia="ru-RU"/>
         </w:rPr>
         <w:t>quyidagi</w:t>
       </w:r>
@@ -38709,18 +38684,18 @@
           <w:color w:val="1F1F1F"/>
           <w:sz w:val="28"/>
           <w:szCs w:val="28"/>
-          <w:lang w:eastAsia="ru-RU"/>
-        </w:rPr>
-        <w:t xml:space="preserve"> </w:t>
-      </w:r>
-      <w:proofErr w:type="spellStart"/>
-      <w:r>
-        <w:rPr>
-          <w:rFonts w:ascii="Times New Roman" w:eastAsia="Times New Roman" w:hAnsi="Times New Roman" w:cs="Times New Roman"/>
-          <w:color w:val="1F1F1F"/>
-          <w:sz w:val="28"/>
-          <w:szCs w:val="28"/>
-          <w:lang w:eastAsia="ru-RU"/>
+          <w:lang w:val="en-US" w:eastAsia="ru-RU"/>
+        </w:rPr>
+        <w:t xml:space="preserve"> </w:t>
+      </w:r>
+      <w:proofErr w:type="spellStart"/>
+      <w:r>
+        <w:rPr>
+          <w:rFonts w:ascii="Times New Roman" w:eastAsia="Times New Roman" w:hAnsi="Times New Roman" w:cs="Times New Roman"/>
+          <w:color w:val="1F1F1F"/>
+          <w:sz w:val="28"/>
+          <w:szCs w:val="28"/>
+          <w:lang w:val="en-US" w:eastAsia="ru-RU"/>
         </w:rPr>
         <w:t>amaliy</w:t>
       </w:r>
@@ -38731,18 +38706,18 @@
           <w:color w:val="1F1F1F"/>
           <w:sz w:val="28"/>
           <w:szCs w:val="28"/>
-          <w:lang w:eastAsia="ru-RU"/>
-        </w:rPr>
-        <w:t xml:space="preserve"> </w:t>
-      </w:r>
-      <w:proofErr w:type="spellStart"/>
-      <w:r>
-        <w:rPr>
-          <w:rFonts w:ascii="Times New Roman" w:eastAsia="Times New Roman" w:hAnsi="Times New Roman" w:cs="Times New Roman"/>
-          <w:color w:val="1F1F1F"/>
-          <w:sz w:val="28"/>
-          <w:szCs w:val="28"/>
-          <w:lang w:eastAsia="ru-RU"/>
+          <w:lang w:val="en-US" w:eastAsia="ru-RU"/>
+        </w:rPr>
+        <w:t xml:space="preserve"> </w:t>
+      </w:r>
+      <w:proofErr w:type="spellStart"/>
+      <w:r>
+        <w:rPr>
+          <w:rFonts w:ascii="Times New Roman" w:eastAsia="Times New Roman" w:hAnsi="Times New Roman" w:cs="Times New Roman"/>
+          <w:color w:val="1F1F1F"/>
+          <w:sz w:val="28"/>
+          <w:szCs w:val="28"/>
+          <w:lang w:val="en-US" w:eastAsia="ru-RU"/>
         </w:rPr>
         <w:t>tavsiyalarni</w:t>
       </w:r>
@@ -38753,18 +38728,18 @@
           <w:color w:val="1F1F1F"/>
           <w:sz w:val="28"/>
           <w:szCs w:val="28"/>
-          <w:lang w:eastAsia="ru-RU"/>
-        </w:rPr>
-        <w:t xml:space="preserve"> </w:t>
-      </w:r>
-      <w:proofErr w:type="spellStart"/>
-      <w:r>
-        <w:rPr>
-          <w:rFonts w:ascii="Times New Roman" w:eastAsia="Times New Roman" w:hAnsi="Times New Roman" w:cs="Times New Roman"/>
-          <w:color w:val="1F1F1F"/>
-          <w:sz w:val="28"/>
-          <w:szCs w:val="28"/>
-          <w:lang w:eastAsia="ru-RU"/>
+          <w:lang w:val="en-US" w:eastAsia="ru-RU"/>
+        </w:rPr>
+        <w:t xml:space="preserve"> </w:t>
+      </w:r>
+      <w:proofErr w:type="spellStart"/>
+      <w:r>
+        <w:rPr>
+          <w:rFonts w:ascii="Times New Roman" w:eastAsia="Times New Roman" w:hAnsi="Times New Roman" w:cs="Times New Roman"/>
+          <w:color w:val="1F1F1F"/>
+          <w:sz w:val="28"/>
+          <w:szCs w:val="28"/>
+          <w:lang w:val="en-US" w:eastAsia="ru-RU"/>
         </w:rPr>
         <w:t>inobatga</w:t>
       </w:r>
@@ -38775,18 +38750,18 @@
           <w:color w:val="1F1F1F"/>
           <w:sz w:val="28"/>
           <w:szCs w:val="28"/>
-          <w:lang w:eastAsia="ru-RU"/>
-        </w:rPr>
-        <w:t xml:space="preserve"> </w:t>
-      </w:r>
-      <w:proofErr w:type="spellStart"/>
-      <w:r>
-        <w:rPr>
-          <w:rFonts w:ascii="Times New Roman" w:eastAsia="Times New Roman" w:hAnsi="Times New Roman" w:cs="Times New Roman"/>
-          <w:color w:val="1F1F1F"/>
-          <w:sz w:val="28"/>
-          <w:szCs w:val="28"/>
-          <w:lang w:eastAsia="ru-RU"/>
+          <w:lang w:val="en-US" w:eastAsia="ru-RU"/>
+        </w:rPr>
+        <w:t xml:space="preserve"> </w:t>
+      </w:r>
+      <w:proofErr w:type="spellStart"/>
+      <w:r>
+        <w:rPr>
+          <w:rFonts w:ascii="Times New Roman" w:eastAsia="Times New Roman" w:hAnsi="Times New Roman" w:cs="Times New Roman"/>
+          <w:color w:val="1F1F1F"/>
+          <w:sz w:val="28"/>
+          <w:szCs w:val="28"/>
+          <w:lang w:val="en-US" w:eastAsia="ru-RU"/>
         </w:rPr>
         <w:t>olish</w:t>
       </w:r>
@@ -38797,18 +38772,18 @@
           <w:color w:val="1F1F1F"/>
           <w:sz w:val="28"/>
           <w:szCs w:val="28"/>
-          <w:lang w:eastAsia="ru-RU"/>
-        </w:rPr>
-        <w:t xml:space="preserve"> </w:t>
-      </w:r>
-      <w:proofErr w:type="spellStart"/>
-      <w:r>
-        <w:rPr>
-          <w:rFonts w:ascii="Times New Roman" w:eastAsia="Times New Roman" w:hAnsi="Times New Roman" w:cs="Times New Roman"/>
-          <w:color w:val="1F1F1F"/>
-          <w:sz w:val="28"/>
-          <w:szCs w:val="28"/>
-          <w:lang w:eastAsia="ru-RU"/>
+          <w:lang w:val="en-US" w:eastAsia="ru-RU"/>
+        </w:rPr>
+        <w:t xml:space="preserve"> </w:t>
+      </w:r>
+      <w:proofErr w:type="spellStart"/>
+      <w:r>
+        <w:rPr>
+          <w:rFonts w:ascii="Times New Roman" w:eastAsia="Times New Roman" w:hAnsi="Times New Roman" w:cs="Times New Roman"/>
+          <w:color w:val="1F1F1F"/>
+          <w:sz w:val="28"/>
+          <w:szCs w:val="28"/>
+          <w:lang w:val="en-US" w:eastAsia="ru-RU"/>
         </w:rPr>
         <w:t>zarur</w:t>
       </w:r>
@@ -38819,7 +38794,7 @@
           <w:color w:val="1F1F1F"/>
           <w:sz w:val="28"/>
           <w:szCs w:val="28"/>
-          <w:lang w:eastAsia="ru-RU"/>
+          <w:lang w:val="en-US" w:eastAsia="ru-RU"/>
         </w:rPr>
         <w:t>:</w:t>
       </w:r>
@@ -38837,48 +38812,63 @@
           <w:color w:val="1F1F1F"/>
           <w:sz w:val="28"/>
           <w:szCs w:val="28"/>
-          <w:lang w:eastAsia="ru-RU"/>
+          <w:lang w:val="en-US" w:eastAsia="ru-RU"/>
         </w:rPr>
       </w:pPr>
       <w:proofErr w:type="spellStart"/>
-      <w:r>
-        <w:rPr>
-          <w:rFonts w:ascii="Times New Roman" w:eastAsia="Times New Roman" w:hAnsi="Times New Roman" w:cs="Times New Roman"/>
-          <w:b/>
-          <w:bCs/>
-          <w:color w:val="1F1F1F"/>
-          <w:sz w:val="28"/>
-          <w:szCs w:val="28"/>
-          <w:bdr w:val="none" w:sz="0" w:space="0" w:color="auto" w:frame="1"/>
-          <w:lang w:eastAsia="ru-RU"/>
-        </w:rPr>
-        <w:t>Ko‘p</w:t>
-      </w:r>
-      <w:proofErr w:type="spellEnd"/>
-      <w:r>
-        <w:rPr>
-          <w:rFonts w:ascii="Times New Roman" w:eastAsia="Times New Roman" w:hAnsi="Times New Roman" w:cs="Times New Roman"/>
-          <w:b/>
-          <w:bCs/>
-          <w:color w:val="1F1F1F"/>
-          <w:sz w:val="28"/>
-          <w:szCs w:val="28"/>
-          <w:bdr w:val="none" w:sz="0" w:space="0" w:color="auto" w:frame="1"/>
-          <w:lang w:eastAsia="ru-RU"/>
-        </w:rPr>
-        <w:t xml:space="preserve"> </w:t>
-      </w:r>
-      <w:proofErr w:type="spellStart"/>
-      <w:r>
-        <w:rPr>
-          <w:rFonts w:ascii="Times New Roman" w:eastAsia="Times New Roman" w:hAnsi="Times New Roman" w:cs="Times New Roman"/>
-          <w:b/>
-          <w:bCs/>
-          <w:color w:val="1F1F1F"/>
-          <w:sz w:val="28"/>
-          <w:szCs w:val="28"/>
-          <w:bdr w:val="none" w:sz="0" w:space="0" w:color="auto" w:frame="1"/>
-          <w:lang w:eastAsia="ru-RU"/>
+      <w:proofErr w:type="gramStart"/>
+      <w:r>
+        <w:rPr>
+          <w:rFonts w:ascii="Times New Roman" w:eastAsia="Times New Roman" w:hAnsi="Times New Roman" w:cs="Times New Roman"/>
+          <w:b/>
+          <w:bCs/>
+          <w:color w:val="1F1F1F"/>
+          <w:sz w:val="28"/>
+          <w:szCs w:val="28"/>
+          <w:bdr w:val="none" w:sz="0" w:space="0" w:color="auto" w:frame="1"/>
+          <w:lang w:val="en-US" w:eastAsia="ru-RU"/>
+        </w:rPr>
+        <w:t>Ko‘</w:t>
+      </w:r>
+      <w:proofErr w:type="gramEnd"/>
+      <w:r>
+        <w:rPr>
+          <w:rFonts w:ascii="Times New Roman" w:eastAsia="Times New Roman" w:hAnsi="Times New Roman" w:cs="Times New Roman"/>
+          <w:b/>
+          <w:bCs/>
+          <w:color w:val="1F1F1F"/>
+          <w:sz w:val="28"/>
+          <w:szCs w:val="28"/>
+          <w:bdr w:val="none" w:sz="0" w:space="0" w:color="auto" w:frame="1"/>
+          <w:lang w:val="en-US" w:eastAsia="ru-RU"/>
+        </w:rPr>
+        <w:t>p</w:t>
+      </w:r>
+      <w:proofErr w:type="spellEnd"/>
+      <w:r>
+        <w:rPr>
+          <w:rFonts w:ascii="Times New Roman" w:eastAsia="Times New Roman" w:hAnsi="Times New Roman" w:cs="Times New Roman"/>
+          <w:b/>
+          <w:bCs/>
+          <w:color w:val="1F1F1F"/>
+          <w:sz w:val="28"/>
+          <w:szCs w:val="28"/>
+          <w:bdr w:val="none" w:sz="0" w:space="0" w:color="auto" w:frame="1"/>
+          <w:lang w:val="en-US" w:eastAsia="ru-RU"/>
+        </w:rPr>
+        <w:t xml:space="preserve"> </w:t>
+      </w:r>
+      <w:proofErr w:type="spellStart"/>
+      <w:r>
+        <w:rPr>
+          <w:rFonts w:ascii="Times New Roman" w:eastAsia="Times New Roman" w:hAnsi="Times New Roman" w:cs="Times New Roman"/>
+          <w:b/>
+          <w:bCs/>
+          <w:color w:val="1F1F1F"/>
+          <w:sz w:val="28"/>
+          <w:szCs w:val="28"/>
+          <w:bdr w:val="none" w:sz="0" w:space="0" w:color="auto" w:frame="1"/>
+          <w:lang w:val="en-US" w:eastAsia="ru-RU"/>
         </w:rPr>
         <w:t>qatlamli</w:t>
       </w:r>
@@ -38892,21 +38882,21 @@
           <w:sz w:val="28"/>
           <w:szCs w:val="28"/>
           <w:bdr w:val="none" w:sz="0" w:space="0" w:color="auto" w:frame="1"/>
-          <w:lang w:eastAsia="ru-RU"/>
-        </w:rPr>
-        <w:t xml:space="preserve"> </w:t>
-      </w:r>
-      <w:proofErr w:type="spellStart"/>
-      <w:r>
-        <w:rPr>
-          <w:rFonts w:ascii="Times New Roman" w:eastAsia="Times New Roman" w:hAnsi="Times New Roman" w:cs="Times New Roman"/>
-          <w:b/>
-          <w:bCs/>
-          <w:color w:val="1F1F1F"/>
-          <w:sz w:val="28"/>
-          <w:szCs w:val="28"/>
-          <w:bdr w:val="none" w:sz="0" w:space="0" w:color="auto" w:frame="1"/>
-          <w:lang w:eastAsia="ru-RU"/>
+          <w:lang w:val="en-US" w:eastAsia="ru-RU"/>
+        </w:rPr>
+        <w:t xml:space="preserve"> </w:t>
+      </w:r>
+      <w:proofErr w:type="spellStart"/>
+      <w:r>
+        <w:rPr>
+          <w:rFonts w:ascii="Times New Roman" w:eastAsia="Times New Roman" w:hAnsi="Times New Roman" w:cs="Times New Roman"/>
+          <w:b/>
+          <w:bCs/>
+          <w:color w:val="1F1F1F"/>
+          <w:sz w:val="28"/>
+          <w:szCs w:val="28"/>
+          <w:bdr w:val="none" w:sz="0" w:space="0" w:color="auto" w:frame="1"/>
+          <w:lang w:val="en-US" w:eastAsia="ru-RU"/>
         </w:rPr>
         <w:t>aloqa</w:t>
       </w:r>
@@ -38920,21 +38910,21 @@
           <w:sz w:val="28"/>
           <w:szCs w:val="28"/>
           <w:bdr w:val="none" w:sz="0" w:space="0" w:color="auto" w:frame="1"/>
-          <w:lang w:eastAsia="ru-RU"/>
-        </w:rPr>
-        <w:t xml:space="preserve"> </w:t>
-      </w:r>
-      <w:proofErr w:type="spellStart"/>
-      <w:r>
-        <w:rPr>
-          <w:rFonts w:ascii="Times New Roman" w:eastAsia="Times New Roman" w:hAnsi="Times New Roman" w:cs="Times New Roman"/>
-          <w:b/>
-          <w:bCs/>
-          <w:color w:val="1F1F1F"/>
-          <w:sz w:val="28"/>
-          <w:szCs w:val="28"/>
-          <w:bdr w:val="none" w:sz="0" w:space="0" w:color="auto" w:frame="1"/>
-          <w:lang w:eastAsia="ru-RU"/>
+          <w:lang w:val="en-US" w:eastAsia="ru-RU"/>
+        </w:rPr>
+        <w:t xml:space="preserve"> </w:t>
+      </w:r>
+      <w:proofErr w:type="spellStart"/>
+      <w:r>
+        <w:rPr>
+          <w:rFonts w:ascii="Times New Roman" w:eastAsia="Times New Roman" w:hAnsi="Times New Roman" w:cs="Times New Roman"/>
+          <w:b/>
+          <w:bCs/>
+          <w:color w:val="1F1F1F"/>
+          <w:sz w:val="28"/>
+          <w:szCs w:val="28"/>
+          <w:bdr w:val="none" w:sz="0" w:space="0" w:color="auto" w:frame="1"/>
+          <w:lang w:val="en-US" w:eastAsia="ru-RU"/>
         </w:rPr>
         <w:t>tarmog‘ini</w:t>
       </w:r>
@@ -38948,21 +38938,21 @@
           <w:sz w:val="28"/>
           <w:szCs w:val="28"/>
           <w:bdr w:val="none" w:sz="0" w:space="0" w:color="auto" w:frame="1"/>
-          <w:lang w:eastAsia="ru-RU"/>
-        </w:rPr>
-        <w:t xml:space="preserve"> </w:t>
-      </w:r>
-      <w:proofErr w:type="spellStart"/>
-      <w:r>
-        <w:rPr>
-          <w:rFonts w:ascii="Times New Roman" w:eastAsia="Times New Roman" w:hAnsi="Times New Roman" w:cs="Times New Roman"/>
-          <w:b/>
-          <w:bCs/>
-          <w:color w:val="1F1F1F"/>
-          <w:sz w:val="28"/>
-          <w:szCs w:val="28"/>
-          <w:bdr w:val="none" w:sz="0" w:space="0" w:color="auto" w:frame="1"/>
-          <w:lang w:eastAsia="ru-RU"/>
+          <w:lang w:val="en-US" w:eastAsia="ru-RU"/>
+        </w:rPr>
+        <w:t xml:space="preserve"> </w:t>
+      </w:r>
+      <w:proofErr w:type="spellStart"/>
+      <w:r>
+        <w:rPr>
+          <w:rFonts w:ascii="Times New Roman" w:eastAsia="Times New Roman" w:hAnsi="Times New Roman" w:cs="Times New Roman"/>
+          <w:b/>
+          <w:bCs/>
+          <w:color w:val="1F1F1F"/>
+          <w:sz w:val="28"/>
+          <w:szCs w:val="28"/>
+          <w:bdr w:val="none" w:sz="0" w:space="0" w:color="auto" w:frame="1"/>
+          <w:lang w:val="en-US" w:eastAsia="ru-RU"/>
         </w:rPr>
         <w:t>yaratish</w:t>
       </w:r>
@@ -38976,7 +38966,7 @@
           <w:sz w:val="28"/>
           <w:szCs w:val="28"/>
           <w:bdr w:val="none" w:sz="0" w:space="0" w:color="auto" w:frame="1"/>
-          <w:lang w:eastAsia="ru-RU"/>
+          <w:lang w:val="en-US" w:eastAsia="ru-RU"/>
         </w:rPr>
         <w:t>:</w:t>
       </w:r>
@@ -38986,40 +38976,18 @@
           <w:color w:val="1F1F1F"/>
           <w:sz w:val="28"/>
           <w:szCs w:val="28"/>
-          <w:lang w:eastAsia="ru-RU"/>
-        </w:rPr>
-        <w:t xml:space="preserve"> </w:t>
-      </w:r>
-      <w:proofErr w:type="spellStart"/>
-      <w:r>
-        <w:rPr>
-          <w:rFonts w:ascii="Times New Roman" w:eastAsia="Times New Roman" w:hAnsi="Times New Roman" w:cs="Times New Roman"/>
-          <w:color w:val="1F1F1F"/>
-          <w:sz w:val="28"/>
-          <w:szCs w:val="28"/>
-          <w:lang w:eastAsia="ru-RU"/>
-        </w:rPr>
-        <w:t>Shahar</w:t>
-      </w:r>
-      <w:proofErr w:type="spellEnd"/>
-      <w:r>
-        <w:rPr>
-          <w:rFonts w:ascii="Times New Roman" w:eastAsia="Times New Roman" w:hAnsi="Times New Roman" w:cs="Times New Roman"/>
-          <w:color w:val="1F1F1F"/>
-          <w:sz w:val="28"/>
-          <w:szCs w:val="28"/>
-          <w:lang w:eastAsia="ru-RU"/>
-        </w:rPr>
-        <w:t xml:space="preserve"> </w:t>
-      </w:r>
-      <w:proofErr w:type="spellStart"/>
-      <w:r>
-        <w:rPr>
-          <w:rFonts w:ascii="Times New Roman" w:eastAsia="Times New Roman" w:hAnsi="Times New Roman" w:cs="Times New Roman"/>
-          <w:color w:val="1F1F1F"/>
-          <w:sz w:val="28"/>
-          <w:szCs w:val="28"/>
-          <w:lang w:eastAsia="ru-RU"/>
+          <w:lang w:val="en-US" w:eastAsia="ru-RU"/>
+        </w:rPr>
+        <w:t xml:space="preserve"> Shahar </w:t>
+      </w:r>
+      <w:proofErr w:type="spellStart"/>
+      <w:r>
+        <w:rPr>
+          <w:rFonts w:ascii="Times New Roman" w:eastAsia="Times New Roman" w:hAnsi="Times New Roman" w:cs="Times New Roman"/>
+          <w:color w:val="1F1F1F"/>
+          <w:sz w:val="28"/>
+          <w:szCs w:val="28"/>
+          <w:lang w:val="en-US" w:eastAsia="ru-RU"/>
         </w:rPr>
         <w:t>ichida</w:t>
       </w:r>
@@ -39030,18 +38998,18 @@
           <w:color w:val="1F1F1F"/>
           <w:sz w:val="28"/>
           <w:szCs w:val="28"/>
-          <w:lang w:eastAsia="ru-RU"/>
-        </w:rPr>
-        <w:t xml:space="preserve"> </w:t>
-      </w:r>
-      <w:proofErr w:type="spellStart"/>
-      <w:r>
-        <w:rPr>
-          <w:rFonts w:ascii="Times New Roman" w:eastAsia="Times New Roman" w:hAnsi="Times New Roman" w:cs="Times New Roman"/>
-          <w:color w:val="1F1F1F"/>
-          <w:sz w:val="28"/>
-          <w:szCs w:val="28"/>
-          <w:lang w:eastAsia="ru-RU"/>
+          <w:lang w:val="en-US" w:eastAsia="ru-RU"/>
+        </w:rPr>
+        <w:t xml:space="preserve"> </w:t>
+      </w:r>
+      <w:proofErr w:type="spellStart"/>
+      <w:r>
+        <w:rPr>
+          <w:rFonts w:ascii="Times New Roman" w:eastAsia="Times New Roman" w:hAnsi="Times New Roman" w:cs="Times New Roman"/>
+          <w:color w:val="1F1F1F"/>
+          <w:sz w:val="28"/>
+          <w:szCs w:val="28"/>
+          <w:lang w:val="en-US" w:eastAsia="ru-RU"/>
         </w:rPr>
         <w:t>faqat</w:t>
       </w:r>
@@ -39052,18 +39020,18 @@
           <w:color w:val="1F1F1F"/>
           <w:sz w:val="28"/>
           <w:szCs w:val="28"/>
-          <w:lang w:eastAsia="ru-RU"/>
-        </w:rPr>
-        <w:t xml:space="preserve"> </w:t>
-      </w:r>
-      <w:proofErr w:type="spellStart"/>
-      <w:r>
-        <w:rPr>
-          <w:rFonts w:ascii="Times New Roman" w:eastAsia="Times New Roman" w:hAnsi="Times New Roman" w:cs="Times New Roman"/>
-          <w:color w:val="1F1F1F"/>
-          <w:sz w:val="28"/>
-          <w:szCs w:val="28"/>
-          <w:lang w:eastAsia="ru-RU"/>
+          <w:lang w:val="en-US" w:eastAsia="ru-RU"/>
+        </w:rPr>
+        <w:t xml:space="preserve"> </w:t>
+      </w:r>
+      <w:proofErr w:type="spellStart"/>
+      <w:r>
+        <w:rPr>
+          <w:rFonts w:ascii="Times New Roman" w:eastAsia="Times New Roman" w:hAnsi="Times New Roman" w:cs="Times New Roman"/>
+          <w:color w:val="1F1F1F"/>
+          <w:sz w:val="28"/>
+          <w:szCs w:val="28"/>
+          <w:lang w:val="en-US" w:eastAsia="ru-RU"/>
         </w:rPr>
         <w:t>bitta</w:t>
       </w:r>
@@ -39074,18 +39042,18 @@
           <w:color w:val="1F1F1F"/>
           <w:sz w:val="28"/>
           <w:szCs w:val="28"/>
-          <w:lang w:eastAsia="ru-RU"/>
-        </w:rPr>
-        <w:t xml:space="preserve"> </w:t>
-      </w:r>
-      <w:proofErr w:type="spellStart"/>
-      <w:r>
-        <w:rPr>
-          <w:rFonts w:ascii="Times New Roman" w:eastAsia="Times New Roman" w:hAnsi="Times New Roman" w:cs="Times New Roman"/>
-          <w:color w:val="1F1F1F"/>
-          <w:sz w:val="28"/>
-          <w:szCs w:val="28"/>
-          <w:lang w:eastAsia="ru-RU"/>
+          <w:lang w:val="en-US" w:eastAsia="ru-RU"/>
+        </w:rPr>
+        <w:t xml:space="preserve"> </w:t>
+      </w:r>
+      <w:proofErr w:type="spellStart"/>
+      <w:r>
+        <w:rPr>
+          <w:rFonts w:ascii="Times New Roman" w:eastAsia="Times New Roman" w:hAnsi="Times New Roman" w:cs="Times New Roman"/>
+          <w:color w:val="1F1F1F"/>
+          <w:sz w:val="28"/>
+          <w:szCs w:val="28"/>
+          <w:lang w:val="en-US" w:eastAsia="ru-RU"/>
         </w:rPr>
         <w:t>turdagi</w:t>
       </w:r>
@@ -39096,18 +39064,18 @@
           <w:color w:val="1F1F1F"/>
           <w:sz w:val="28"/>
           <w:szCs w:val="28"/>
-          <w:lang w:eastAsia="ru-RU"/>
-        </w:rPr>
-        <w:t xml:space="preserve"> </w:t>
-      </w:r>
-      <w:proofErr w:type="spellStart"/>
-      <w:r>
-        <w:rPr>
-          <w:rFonts w:ascii="Times New Roman" w:eastAsia="Times New Roman" w:hAnsi="Times New Roman" w:cs="Times New Roman"/>
-          <w:color w:val="1F1F1F"/>
-          <w:sz w:val="28"/>
-          <w:szCs w:val="28"/>
-          <w:lang w:eastAsia="ru-RU"/>
+          <w:lang w:val="en-US" w:eastAsia="ru-RU"/>
+        </w:rPr>
+        <w:t xml:space="preserve"> </w:t>
+      </w:r>
+      <w:proofErr w:type="spellStart"/>
+      <w:r>
+        <w:rPr>
+          <w:rFonts w:ascii="Times New Roman" w:eastAsia="Times New Roman" w:hAnsi="Times New Roman" w:cs="Times New Roman"/>
+          <w:color w:val="1F1F1F"/>
+          <w:sz w:val="28"/>
+          <w:szCs w:val="28"/>
+          <w:lang w:val="en-US" w:eastAsia="ru-RU"/>
         </w:rPr>
         <w:t>aloqaga</w:t>
       </w:r>
@@ -39118,18 +39086,18 @@
           <w:color w:val="1F1F1F"/>
           <w:sz w:val="28"/>
           <w:szCs w:val="28"/>
-          <w:lang w:eastAsia="ru-RU"/>
-        </w:rPr>
-        <w:t xml:space="preserve"> </w:t>
-      </w:r>
-      <w:proofErr w:type="spellStart"/>
-      <w:r>
-        <w:rPr>
-          <w:rFonts w:ascii="Times New Roman" w:eastAsia="Times New Roman" w:hAnsi="Times New Roman" w:cs="Times New Roman"/>
-          <w:color w:val="1F1F1F"/>
-          <w:sz w:val="28"/>
-          <w:szCs w:val="28"/>
-          <w:lang w:eastAsia="ru-RU"/>
+          <w:lang w:val="en-US" w:eastAsia="ru-RU"/>
+        </w:rPr>
+        <w:t xml:space="preserve"> </w:t>
+      </w:r>
+      <w:proofErr w:type="spellStart"/>
+      <w:r>
+        <w:rPr>
+          <w:rFonts w:ascii="Times New Roman" w:eastAsia="Times New Roman" w:hAnsi="Times New Roman" w:cs="Times New Roman"/>
+          <w:color w:val="1F1F1F"/>
+          <w:sz w:val="28"/>
+          <w:szCs w:val="28"/>
+          <w:lang w:val="en-US" w:eastAsia="ru-RU"/>
         </w:rPr>
         <w:t>tayanib</w:t>
       </w:r>
@@ -39140,18 +39108,18 @@
           <w:color w:val="1F1F1F"/>
           <w:sz w:val="28"/>
           <w:szCs w:val="28"/>
-          <w:lang w:eastAsia="ru-RU"/>
-        </w:rPr>
-        <w:t xml:space="preserve"> </w:t>
-      </w:r>
-      <w:proofErr w:type="spellStart"/>
-      <w:r>
-        <w:rPr>
-          <w:rFonts w:ascii="Times New Roman" w:eastAsia="Times New Roman" w:hAnsi="Times New Roman" w:cs="Times New Roman"/>
-          <w:color w:val="1F1F1F"/>
-          <w:sz w:val="28"/>
-          <w:szCs w:val="28"/>
-          <w:lang w:eastAsia="ru-RU"/>
+          <w:lang w:val="en-US" w:eastAsia="ru-RU"/>
+        </w:rPr>
+        <w:t xml:space="preserve"> </w:t>
+      </w:r>
+      <w:proofErr w:type="spellStart"/>
+      <w:r>
+        <w:rPr>
+          <w:rFonts w:ascii="Times New Roman" w:eastAsia="Times New Roman" w:hAnsi="Times New Roman" w:cs="Times New Roman"/>
+          <w:color w:val="1F1F1F"/>
+          <w:sz w:val="28"/>
+          <w:szCs w:val="28"/>
+          <w:lang w:val="en-US" w:eastAsia="ru-RU"/>
         </w:rPr>
         <w:t>bo‘lmaydi</w:t>
       </w:r>
@@ -39162,7 +39130,7 @@
           <w:color w:val="1F1F1F"/>
           <w:sz w:val="28"/>
           <w:szCs w:val="28"/>
-          <w:lang w:eastAsia="ru-RU"/>
+          <w:lang w:val="en-US" w:eastAsia="ru-RU"/>
         </w:rPr>
         <w:t xml:space="preserve">. </w:t>
       </w:r>
@@ -39173,7 +39141,7 @@
           <w:color w:val="1F1F1F"/>
           <w:sz w:val="28"/>
           <w:szCs w:val="28"/>
-          <w:lang w:eastAsia="ru-RU"/>
+          <w:lang w:val="en-US" w:eastAsia="ru-RU"/>
         </w:rPr>
         <w:t>Radioaloqa</w:t>
       </w:r>
@@ -39184,7 +39152,7 @@
           <w:color w:val="1F1F1F"/>
           <w:sz w:val="28"/>
           <w:szCs w:val="28"/>
-          <w:lang w:eastAsia="ru-RU"/>
+          <w:lang w:val="en-US" w:eastAsia="ru-RU"/>
         </w:rPr>
         <w:t xml:space="preserve">, </w:t>
       </w:r>
@@ -39195,7 +39163,7 @@
           <w:color w:val="1F1F1F"/>
           <w:sz w:val="28"/>
           <w:szCs w:val="28"/>
-          <w:lang w:eastAsia="ru-RU"/>
+          <w:lang w:val="en-US" w:eastAsia="ru-RU"/>
         </w:rPr>
         <w:t>simli</w:t>
       </w:r>
@@ -39206,18 +39174,18 @@
           <w:color w:val="1F1F1F"/>
           <w:sz w:val="28"/>
           <w:szCs w:val="28"/>
-          <w:lang w:eastAsia="ru-RU"/>
-        </w:rPr>
-        <w:t xml:space="preserve"> </w:t>
-      </w:r>
-      <w:proofErr w:type="spellStart"/>
-      <w:r>
-        <w:rPr>
-          <w:rFonts w:ascii="Times New Roman" w:eastAsia="Times New Roman" w:hAnsi="Times New Roman" w:cs="Times New Roman"/>
-          <w:color w:val="1F1F1F"/>
-          <w:sz w:val="28"/>
-          <w:szCs w:val="28"/>
-          <w:lang w:eastAsia="ru-RU"/>
+          <w:lang w:val="en-US" w:eastAsia="ru-RU"/>
+        </w:rPr>
+        <w:t xml:space="preserve"> </w:t>
+      </w:r>
+      <w:proofErr w:type="spellStart"/>
+      <w:r>
+        <w:rPr>
+          <w:rFonts w:ascii="Times New Roman" w:eastAsia="Times New Roman" w:hAnsi="Times New Roman" w:cs="Times New Roman"/>
+          <w:color w:val="1F1F1F"/>
+          <w:sz w:val="28"/>
+          <w:szCs w:val="28"/>
+          <w:lang w:val="en-US" w:eastAsia="ru-RU"/>
         </w:rPr>
         <w:t>aloqa</w:t>
       </w:r>
@@ -39228,18 +39196,18 @@
           <w:color w:val="1F1F1F"/>
           <w:sz w:val="28"/>
           <w:szCs w:val="28"/>
-          <w:lang w:eastAsia="ru-RU"/>
-        </w:rPr>
-        <w:t xml:space="preserve"> </w:t>
-      </w:r>
-      <w:proofErr w:type="spellStart"/>
-      <w:r>
-        <w:rPr>
-          <w:rFonts w:ascii="Times New Roman" w:eastAsia="Times New Roman" w:hAnsi="Times New Roman" w:cs="Times New Roman"/>
-          <w:color w:val="1F1F1F"/>
-          <w:sz w:val="28"/>
-          <w:szCs w:val="28"/>
-          <w:lang w:eastAsia="ru-RU"/>
+          <w:lang w:val="en-US" w:eastAsia="ru-RU"/>
+        </w:rPr>
+        <w:t xml:space="preserve"> </w:t>
+      </w:r>
+      <w:proofErr w:type="spellStart"/>
+      <w:r>
+        <w:rPr>
+          <w:rFonts w:ascii="Times New Roman" w:eastAsia="Times New Roman" w:hAnsi="Times New Roman" w:cs="Times New Roman"/>
+          <w:color w:val="1F1F1F"/>
+          <w:sz w:val="28"/>
+          <w:szCs w:val="28"/>
+          <w:lang w:val="en-US" w:eastAsia="ru-RU"/>
         </w:rPr>
         <w:t>va</w:t>
       </w:r>
@@ -39250,18 +39218,18 @@
           <w:color w:val="1F1F1F"/>
           <w:sz w:val="28"/>
           <w:szCs w:val="28"/>
-          <w:lang w:eastAsia="ru-RU"/>
-        </w:rPr>
-        <w:t xml:space="preserve"> </w:t>
-      </w:r>
-      <w:proofErr w:type="spellStart"/>
-      <w:r>
-        <w:rPr>
-          <w:rFonts w:ascii="Times New Roman" w:eastAsia="Times New Roman" w:hAnsi="Times New Roman" w:cs="Times New Roman"/>
-          <w:color w:val="1F1F1F"/>
-          <w:sz w:val="28"/>
-          <w:szCs w:val="28"/>
-          <w:lang w:eastAsia="ru-RU"/>
+          <w:lang w:val="en-US" w:eastAsia="ru-RU"/>
+        </w:rPr>
+        <w:t xml:space="preserve"> </w:t>
+      </w:r>
+      <w:proofErr w:type="spellStart"/>
+      <w:r>
+        <w:rPr>
+          <w:rFonts w:ascii="Times New Roman" w:eastAsia="Times New Roman" w:hAnsi="Times New Roman" w:cs="Times New Roman"/>
+          <w:color w:val="1F1F1F"/>
+          <w:sz w:val="28"/>
+          <w:szCs w:val="28"/>
+          <w:lang w:val="en-US" w:eastAsia="ru-RU"/>
         </w:rPr>
         <w:t>kuryerlik</w:t>
       </w:r>
@@ -39272,18 +39240,18 @@
           <w:color w:val="1F1F1F"/>
           <w:sz w:val="28"/>
           <w:szCs w:val="28"/>
-          <w:lang w:eastAsia="ru-RU"/>
-        </w:rPr>
-        <w:t xml:space="preserve"> </w:t>
-      </w:r>
-      <w:proofErr w:type="spellStart"/>
-      <w:r>
-        <w:rPr>
-          <w:rFonts w:ascii="Times New Roman" w:eastAsia="Times New Roman" w:hAnsi="Times New Roman" w:cs="Times New Roman"/>
-          <w:color w:val="1F1F1F"/>
-          <w:sz w:val="28"/>
-          <w:szCs w:val="28"/>
-          <w:lang w:eastAsia="ru-RU"/>
+          <w:lang w:val="en-US" w:eastAsia="ru-RU"/>
+        </w:rPr>
+        <w:t xml:space="preserve"> </w:t>
+      </w:r>
+      <w:proofErr w:type="spellStart"/>
+      <w:r>
+        <w:rPr>
+          <w:rFonts w:ascii="Times New Roman" w:eastAsia="Times New Roman" w:hAnsi="Times New Roman" w:cs="Times New Roman"/>
+          <w:color w:val="1F1F1F"/>
+          <w:sz w:val="28"/>
+          <w:szCs w:val="28"/>
+          <w:lang w:val="en-US" w:eastAsia="ru-RU"/>
         </w:rPr>
         <w:t>aloqasining</w:t>
       </w:r>
@@ -39294,18 +39262,18 @@
           <w:color w:val="1F1F1F"/>
           <w:sz w:val="28"/>
           <w:szCs w:val="28"/>
-          <w:lang w:eastAsia="ru-RU"/>
-        </w:rPr>
-        <w:t xml:space="preserve"> </w:t>
-      </w:r>
-      <w:proofErr w:type="spellStart"/>
-      <w:r>
-        <w:rPr>
-          <w:rFonts w:ascii="Times New Roman" w:eastAsia="Times New Roman" w:hAnsi="Times New Roman" w:cs="Times New Roman"/>
-          <w:color w:val="1F1F1F"/>
-          <w:sz w:val="28"/>
-          <w:szCs w:val="28"/>
-          <w:lang w:eastAsia="ru-RU"/>
+          <w:lang w:val="en-US" w:eastAsia="ru-RU"/>
+        </w:rPr>
+        <w:t xml:space="preserve"> </w:t>
+      </w:r>
+      <w:proofErr w:type="spellStart"/>
+      <w:r>
+        <w:rPr>
+          <w:rFonts w:ascii="Times New Roman" w:eastAsia="Times New Roman" w:hAnsi="Times New Roman" w:cs="Times New Roman"/>
+          <w:color w:val="1F1F1F"/>
+          <w:sz w:val="28"/>
+          <w:szCs w:val="28"/>
+          <w:lang w:val="en-US" w:eastAsia="ru-RU"/>
         </w:rPr>
         <w:t>kombinatsiyasidan</w:t>
       </w:r>
@@ -39316,18 +39284,18 @@
           <w:color w:val="1F1F1F"/>
           <w:sz w:val="28"/>
           <w:szCs w:val="28"/>
-          <w:lang w:eastAsia="ru-RU"/>
-        </w:rPr>
-        <w:t xml:space="preserve"> </w:t>
-      </w:r>
-      <w:proofErr w:type="spellStart"/>
-      <w:r>
-        <w:rPr>
-          <w:rFonts w:ascii="Times New Roman" w:eastAsia="Times New Roman" w:hAnsi="Times New Roman" w:cs="Times New Roman"/>
-          <w:color w:val="1F1F1F"/>
-          <w:sz w:val="28"/>
-          <w:szCs w:val="28"/>
-          <w:lang w:eastAsia="ru-RU"/>
+          <w:lang w:val="en-US" w:eastAsia="ru-RU"/>
+        </w:rPr>
+        <w:t xml:space="preserve"> </w:t>
+      </w:r>
+      <w:proofErr w:type="spellStart"/>
+      <w:r>
+        <w:rPr>
+          <w:rFonts w:ascii="Times New Roman" w:eastAsia="Times New Roman" w:hAnsi="Times New Roman" w:cs="Times New Roman"/>
+          <w:color w:val="1F1F1F"/>
+          <w:sz w:val="28"/>
+          <w:szCs w:val="28"/>
+          <w:lang w:val="en-US" w:eastAsia="ru-RU"/>
         </w:rPr>
         <w:t>foydalanish</w:t>
       </w:r>
@@ -39338,18 +39306,18 @@
           <w:color w:val="1F1F1F"/>
           <w:sz w:val="28"/>
           <w:szCs w:val="28"/>
-          <w:lang w:eastAsia="ru-RU"/>
-        </w:rPr>
-        <w:t xml:space="preserve"> </w:t>
-      </w:r>
-      <w:proofErr w:type="spellStart"/>
-      <w:r>
-        <w:rPr>
-          <w:rFonts w:ascii="Times New Roman" w:eastAsia="Times New Roman" w:hAnsi="Times New Roman" w:cs="Times New Roman"/>
-          <w:color w:val="1F1F1F"/>
-          <w:sz w:val="28"/>
-          <w:szCs w:val="28"/>
-          <w:lang w:eastAsia="ru-RU"/>
+          <w:lang w:val="en-US" w:eastAsia="ru-RU"/>
+        </w:rPr>
+        <w:t xml:space="preserve"> </w:t>
+      </w:r>
+      <w:proofErr w:type="spellStart"/>
+      <w:r>
+        <w:rPr>
+          <w:rFonts w:ascii="Times New Roman" w:eastAsia="Times New Roman" w:hAnsi="Times New Roman" w:cs="Times New Roman"/>
+          <w:color w:val="1F1F1F"/>
+          <w:sz w:val="28"/>
+          <w:szCs w:val="28"/>
+          <w:lang w:val="en-US" w:eastAsia="ru-RU"/>
         </w:rPr>
         <w:t>lozim</w:t>
       </w:r>
@@ -39360,7 +39328,7 @@
           <w:color w:val="1F1F1F"/>
           <w:sz w:val="28"/>
           <w:szCs w:val="28"/>
-          <w:lang w:eastAsia="ru-RU"/>
+          <w:lang w:val="en-US" w:eastAsia="ru-RU"/>
         </w:rPr>
         <w:t xml:space="preserve">. </w:t>
       </w:r>
@@ -39371,7 +39339,7 @@
           <w:color w:val="1F1F1F"/>
           <w:sz w:val="28"/>
           <w:szCs w:val="28"/>
-          <w:lang w:eastAsia="ru-RU"/>
+          <w:lang w:val="en-US" w:eastAsia="ru-RU"/>
         </w:rPr>
         <w:t>Ayniqsa</w:t>
       </w:r>
@@ -39382,40 +39350,52 @@
           <w:color w:val="1F1F1F"/>
           <w:sz w:val="28"/>
           <w:szCs w:val="28"/>
-          <w:lang w:eastAsia="ru-RU"/>
+          <w:lang w:val="en-US" w:eastAsia="ru-RU"/>
         </w:rPr>
         <w:t xml:space="preserve">, </w:t>
       </w:r>
       <w:proofErr w:type="spellStart"/>
-      <w:r>
-        <w:rPr>
-          <w:rFonts w:ascii="Times New Roman" w:eastAsia="Times New Roman" w:hAnsi="Times New Roman" w:cs="Times New Roman"/>
-          <w:color w:val="1F1F1F"/>
-          <w:sz w:val="28"/>
-          <w:szCs w:val="28"/>
-          <w:lang w:eastAsia="ru-RU"/>
-        </w:rPr>
-        <w:t>yerto‘la</w:t>
-      </w:r>
-      <w:proofErr w:type="spellEnd"/>
-      <w:r>
-        <w:rPr>
-          <w:rFonts w:ascii="Times New Roman" w:eastAsia="Times New Roman" w:hAnsi="Times New Roman" w:cs="Times New Roman"/>
-          <w:color w:val="1F1F1F"/>
-          <w:sz w:val="28"/>
-          <w:szCs w:val="28"/>
-          <w:lang w:eastAsia="ru-RU"/>
-        </w:rPr>
-        <w:t xml:space="preserve"> </w:t>
-      </w:r>
-      <w:proofErr w:type="spellStart"/>
-      <w:r>
-        <w:rPr>
-          <w:rFonts w:ascii="Times New Roman" w:eastAsia="Times New Roman" w:hAnsi="Times New Roman" w:cs="Times New Roman"/>
-          <w:color w:val="1F1F1F"/>
-          <w:sz w:val="28"/>
-          <w:szCs w:val="28"/>
-          <w:lang w:eastAsia="ru-RU"/>
+      <w:proofErr w:type="gramStart"/>
+      <w:r>
+        <w:rPr>
+          <w:rFonts w:ascii="Times New Roman" w:eastAsia="Times New Roman" w:hAnsi="Times New Roman" w:cs="Times New Roman"/>
+          <w:color w:val="1F1F1F"/>
+          <w:sz w:val="28"/>
+          <w:szCs w:val="28"/>
+          <w:lang w:val="en-US" w:eastAsia="ru-RU"/>
+        </w:rPr>
+        <w:t>yerto‘</w:t>
+      </w:r>
+      <w:proofErr w:type="gramEnd"/>
+      <w:r>
+        <w:rPr>
+          <w:rFonts w:ascii="Times New Roman" w:eastAsia="Times New Roman" w:hAnsi="Times New Roman" w:cs="Times New Roman"/>
+          <w:color w:val="1F1F1F"/>
+          <w:sz w:val="28"/>
+          <w:szCs w:val="28"/>
+          <w:lang w:val="en-US" w:eastAsia="ru-RU"/>
+        </w:rPr>
+        <w:t>la</w:t>
+      </w:r>
+      <w:proofErr w:type="spellEnd"/>
+      <w:r>
+        <w:rPr>
+          <w:rFonts w:ascii="Times New Roman" w:eastAsia="Times New Roman" w:hAnsi="Times New Roman" w:cs="Times New Roman"/>
+          <w:color w:val="1F1F1F"/>
+          <w:sz w:val="28"/>
+          <w:szCs w:val="28"/>
+          <w:lang w:val="en-US" w:eastAsia="ru-RU"/>
+        </w:rPr>
+        <w:t xml:space="preserve"> </w:t>
+      </w:r>
+      <w:proofErr w:type="spellStart"/>
+      <w:r>
+        <w:rPr>
+          <w:rFonts w:ascii="Times New Roman" w:eastAsia="Times New Roman" w:hAnsi="Times New Roman" w:cs="Times New Roman"/>
+          <w:color w:val="1F1F1F"/>
+          <w:sz w:val="28"/>
+          <w:szCs w:val="28"/>
+          <w:lang w:val="en-US" w:eastAsia="ru-RU"/>
         </w:rPr>
         <w:t>va</w:t>
       </w:r>
@@ -39426,40 +39406,18 @@
           <w:color w:val="1F1F1F"/>
           <w:sz w:val="28"/>
           <w:szCs w:val="28"/>
-          <w:lang w:eastAsia="ru-RU"/>
-        </w:rPr>
-        <w:t xml:space="preserve"> </w:t>
-      </w:r>
-      <w:proofErr w:type="spellStart"/>
-      <w:r>
-        <w:rPr>
-          <w:rFonts w:ascii="Times New Roman" w:eastAsia="Times New Roman" w:hAnsi="Times New Roman" w:cs="Times New Roman"/>
-          <w:color w:val="1F1F1F"/>
-          <w:sz w:val="28"/>
-          <w:szCs w:val="28"/>
-          <w:lang w:eastAsia="ru-RU"/>
-        </w:rPr>
-        <w:t>bino</w:t>
-      </w:r>
-      <w:proofErr w:type="spellEnd"/>
-      <w:r>
-        <w:rPr>
-          <w:rFonts w:ascii="Times New Roman" w:eastAsia="Times New Roman" w:hAnsi="Times New Roman" w:cs="Times New Roman"/>
-          <w:color w:val="1F1F1F"/>
-          <w:sz w:val="28"/>
-          <w:szCs w:val="28"/>
-          <w:lang w:eastAsia="ru-RU"/>
-        </w:rPr>
-        <w:t xml:space="preserve"> </w:t>
-      </w:r>
-      <w:proofErr w:type="spellStart"/>
-      <w:r>
-        <w:rPr>
-          <w:rFonts w:ascii="Times New Roman" w:eastAsia="Times New Roman" w:hAnsi="Times New Roman" w:cs="Times New Roman"/>
-          <w:color w:val="1F1F1F"/>
-          <w:sz w:val="28"/>
-          <w:szCs w:val="28"/>
-          <w:lang w:eastAsia="ru-RU"/>
+          <w:lang w:val="en-US" w:eastAsia="ru-RU"/>
+        </w:rPr>
+        <w:t xml:space="preserve"> bino </w:t>
+      </w:r>
+      <w:proofErr w:type="spellStart"/>
+      <w:r>
+        <w:rPr>
+          <w:rFonts w:ascii="Times New Roman" w:eastAsia="Times New Roman" w:hAnsi="Times New Roman" w:cs="Times New Roman"/>
+          <w:color w:val="1F1F1F"/>
+          <w:sz w:val="28"/>
+          <w:szCs w:val="28"/>
+          <w:lang w:val="en-US" w:eastAsia="ru-RU"/>
         </w:rPr>
         <w:t>ichidagi</w:t>
       </w:r>
@@ -39470,18 +39428,18 @@
           <w:color w:val="1F1F1F"/>
           <w:sz w:val="28"/>
           <w:szCs w:val="28"/>
-          <w:lang w:eastAsia="ru-RU"/>
-        </w:rPr>
-        <w:t xml:space="preserve"> </w:t>
-      </w:r>
-      <w:proofErr w:type="spellStart"/>
-      <w:r>
-        <w:rPr>
-          <w:rFonts w:ascii="Times New Roman" w:eastAsia="Times New Roman" w:hAnsi="Times New Roman" w:cs="Times New Roman"/>
-          <w:color w:val="1F1F1F"/>
-          <w:sz w:val="28"/>
-          <w:szCs w:val="28"/>
-          <w:lang w:eastAsia="ru-RU"/>
+          <w:lang w:val="en-US" w:eastAsia="ru-RU"/>
+        </w:rPr>
+        <w:t xml:space="preserve"> </w:t>
+      </w:r>
+      <w:proofErr w:type="spellStart"/>
+      <w:r>
+        <w:rPr>
+          <w:rFonts w:ascii="Times New Roman" w:eastAsia="Times New Roman" w:hAnsi="Times New Roman" w:cs="Times New Roman"/>
+          <w:color w:val="1F1F1F"/>
+          <w:sz w:val="28"/>
+          <w:szCs w:val="28"/>
+          <w:lang w:val="en-US" w:eastAsia="ru-RU"/>
         </w:rPr>
         <w:t>guruhlar</w:t>
       </w:r>
@@ -39492,18 +39450,18 @@
           <w:color w:val="1F1F1F"/>
           <w:sz w:val="28"/>
           <w:szCs w:val="28"/>
-          <w:lang w:eastAsia="ru-RU"/>
-        </w:rPr>
-        <w:t xml:space="preserve"> </w:t>
-      </w:r>
-      <w:proofErr w:type="spellStart"/>
-      <w:r>
-        <w:rPr>
-          <w:rFonts w:ascii="Times New Roman" w:eastAsia="Times New Roman" w:hAnsi="Times New Roman" w:cs="Times New Roman"/>
-          <w:color w:val="1F1F1F"/>
-          <w:sz w:val="28"/>
-          <w:szCs w:val="28"/>
-          <w:lang w:eastAsia="ru-RU"/>
+          <w:lang w:val="en-US" w:eastAsia="ru-RU"/>
+        </w:rPr>
+        <w:t xml:space="preserve"> </w:t>
+      </w:r>
+      <w:proofErr w:type="spellStart"/>
+      <w:r>
+        <w:rPr>
+          <w:rFonts w:ascii="Times New Roman" w:eastAsia="Times New Roman" w:hAnsi="Times New Roman" w:cs="Times New Roman"/>
+          <w:color w:val="1F1F1F"/>
+          <w:sz w:val="28"/>
+          <w:szCs w:val="28"/>
+          <w:lang w:val="en-US" w:eastAsia="ru-RU"/>
         </w:rPr>
         <w:t>uchun</w:t>
       </w:r>
@@ -39514,18 +39472,18 @@
           <w:color w:val="1F1F1F"/>
           <w:sz w:val="28"/>
           <w:szCs w:val="28"/>
-          <w:lang w:eastAsia="ru-RU"/>
-        </w:rPr>
-        <w:t xml:space="preserve"> </w:t>
-      </w:r>
-      <w:proofErr w:type="spellStart"/>
-      <w:r>
-        <w:rPr>
-          <w:rFonts w:ascii="Times New Roman" w:eastAsia="Times New Roman" w:hAnsi="Times New Roman" w:cs="Times New Roman"/>
-          <w:color w:val="1F1F1F"/>
-          <w:sz w:val="28"/>
-          <w:szCs w:val="28"/>
-          <w:lang w:eastAsia="ru-RU"/>
+          <w:lang w:val="en-US" w:eastAsia="ru-RU"/>
+        </w:rPr>
+        <w:t xml:space="preserve"> </w:t>
+      </w:r>
+      <w:proofErr w:type="spellStart"/>
+      <w:r>
+        <w:rPr>
+          <w:rFonts w:ascii="Times New Roman" w:eastAsia="Times New Roman" w:hAnsi="Times New Roman" w:cs="Times New Roman"/>
+          <w:color w:val="1F1F1F"/>
+          <w:sz w:val="28"/>
+          <w:szCs w:val="28"/>
+          <w:lang w:val="en-US" w:eastAsia="ru-RU"/>
         </w:rPr>
         <w:t>simli</w:t>
       </w:r>
@@ -39536,18 +39494,18 @@
           <w:color w:val="1F1F1F"/>
           <w:sz w:val="28"/>
           <w:szCs w:val="28"/>
-          <w:lang w:eastAsia="ru-RU"/>
-        </w:rPr>
-        <w:t xml:space="preserve"> </w:t>
-      </w:r>
-      <w:proofErr w:type="spellStart"/>
-      <w:r>
-        <w:rPr>
-          <w:rFonts w:ascii="Times New Roman" w:eastAsia="Times New Roman" w:hAnsi="Times New Roman" w:cs="Times New Roman"/>
-          <w:color w:val="1F1F1F"/>
-          <w:sz w:val="28"/>
-          <w:szCs w:val="28"/>
-          <w:lang w:eastAsia="ru-RU"/>
+          <w:lang w:val="en-US" w:eastAsia="ru-RU"/>
+        </w:rPr>
+        <w:t xml:space="preserve"> </w:t>
+      </w:r>
+      <w:proofErr w:type="spellStart"/>
+      <w:r>
+        <w:rPr>
+          <w:rFonts w:ascii="Times New Roman" w:eastAsia="Times New Roman" w:hAnsi="Times New Roman" w:cs="Times New Roman"/>
+          <w:color w:val="1F1F1F"/>
+          <w:sz w:val="28"/>
+          <w:szCs w:val="28"/>
+          <w:lang w:val="en-US" w:eastAsia="ru-RU"/>
         </w:rPr>
         <w:t>aloqa</w:t>
       </w:r>
@@ -39558,18 +39516,18 @@
           <w:color w:val="1F1F1F"/>
           <w:sz w:val="28"/>
           <w:szCs w:val="28"/>
-          <w:lang w:eastAsia="ru-RU"/>
-        </w:rPr>
-        <w:t xml:space="preserve"> </w:t>
-      </w:r>
-      <w:proofErr w:type="spellStart"/>
-      <w:r>
-        <w:rPr>
-          <w:rFonts w:ascii="Times New Roman" w:eastAsia="Times New Roman" w:hAnsi="Times New Roman" w:cs="Times New Roman"/>
-          <w:color w:val="1F1F1F"/>
-          <w:sz w:val="28"/>
-          <w:szCs w:val="28"/>
-          <w:lang w:eastAsia="ru-RU"/>
+          <w:lang w:val="en-US" w:eastAsia="ru-RU"/>
+        </w:rPr>
+        <w:t xml:space="preserve"> </w:t>
+      </w:r>
+      <w:proofErr w:type="spellStart"/>
+      <w:r>
+        <w:rPr>
+          <w:rFonts w:ascii="Times New Roman" w:eastAsia="Times New Roman" w:hAnsi="Times New Roman" w:cs="Times New Roman"/>
+          <w:color w:val="1F1F1F"/>
+          <w:sz w:val="28"/>
+          <w:szCs w:val="28"/>
+          <w:lang w:val="en-US" w:eastAsia="ru-RU"/>
         </w:rPr>
         <w:t>vositalari</w:t>
       </w:r>
@@ -39580,18 +39538,18 @@
           <w:color w:val="1F1F1F"/>
           <w:sz w:val="28"/>
           <w:szCs w:val="28"/>
-          <w:lang w:eastAsia="ru-RU"/>
-        </w:rPr>
-        <w:t xml:space="preserve"> </w:t>
-      </w:r>
-      <w:proofErr w:type="spellStart"/>
-      <w:r>
-        <w:rPr>
-          <w:rFonts w:ascii="Times New Roman" w:eastAsia="Times New Roman" w:hAnsi="Times New Roman" w:cs="Times New Roman"/>
-          <w:color w:val="1F1F1F"/>
-          <w:sz w:val="28"/>
-          <w:szCs w:val="28"/>
-          <w:lang w:eastAsia="ru-RU"/>
+          <w:lang w:val="en-US" w:eastAsia="ru-RU"/>
+        </w:rPr>
+        <w:t xml:space="preserve"> </w:t>
+      </w:r>
+      <w:proofErr w:type="spellStart"/>
+      <w:r>
+        <w:rPr>
+          <w:rFonts w:ascii="Times New Roman" w:eastAsia="Times New Roman" w:hAnsi="Times New Roman" w:cs="Times New Roman"/>
+          <w:color w:val="1F1F1F"/>
+          <w:sz w:val="28"/>
+          <w:szCs w:val="28"/>
+          <w:lang w:val="en-US" w:eastAsia="ru-RU"/>
         </w:rPr>
         <w:t>eng</w:t>
       </w:r>
@@ -39602,18 +39560,18 @@
           <w:color w:val="1F1F1F"/>
           <w:sz w:val="28"/>
           <w:szCs w:val="28"/>
-          <w:lang w:eastAsia="ru-RU"/>
-        </w:rPr>
-        <w:t xml:space="preserve"> </w:t>
-      </w:r>
-      <w:proofErr w:type="spellStart"/>
-      <w:r>
-        <w:rPr>
-          <w:rFonts w:ascii="Times New Roman" w:eastAsia="Times New Roman" w:hAnsi="Times New Roman" w:cs="Times New Roman"/>
-          <w:color w:val="1F1F1F"/>
-          <w:sz w:val="28"/>
-          <w:szCs w:val="28"/>
-          <w:lang w:eastAsia="ru-RU"/>
+          <w:lang w:val="en-US" w:eastAsia="ru-RU"/>
+        </w:rPr>
+        <w:t xml:space="preserve"> </w:t>
+      </w:r>
+      <w:proofErr w:type="spellStart"/>
+      <w:r>
+        <w:rPr>
+          <w:rFonts w:ascii="Times New Roman" w:eastAsia="Times New Roman" w:hAnsi="Times New Roman" w:cs="Times New Roman"/>
+          <w:color w:val="1F1F1F"/>
+          <w:sz w:val="28"/>
+          <w:szCs w:val="28"/>
+          <w:lang w:val="en-US" w:eastAsia="ru-RU"/>
         </w:rPr>
         <w:t>ishonchli</w:t>
       </w:r>
@@ -39624,18 +39582,18 @@
           <w:color w:val="1F1F1F"/>
           <w:sz w:val="28"/>
           <w:szCs w:val="28"/>
-          <w:lang w:eastAsia="ru-RU"/>
-        </w:rPr>
-        <w:t xml:space="preserve"> </w:t>
-      </w:r>
-      <w:proofErr w:type="spellStart"/>
-      <w:r>
-        <w:rPr>
-          <w:rFonts w:ascii="Times New Roman" w:eastAsia="Times New Roman" w:hAnsi="Times New Roman" w:cs="Times New Roman"/>
-          <w:color w:val="1F1F1F"/>
-          <w:sz w:val="28"/>
-          <w:szCs w:val="28"/>
-          <w:lang w:eastAsia="ru-RU"/>
+          <w:lang w:val="en-US" w:eastAsia="ru-RU"/>
+        </w:rPr>
+        <w:t xml:space="preserve"> </w:t>
+      </w:r>
+      <w:proofErr w:type="spellStart"/>
+      <w:r>
+        <w:rPr>
+          <w:rFonts w:ascii="Times New Roman" w:eastAsia="Times New Roman" w:hAnsi="Times New Roman" w:cs="Times New Roman"/>
+          <w:color w:val="1F1F1F"/>
+          <w:sz w:val="28"/>
+          <w:szCs w:val="28"/>
+          <w:lang w:val="en-US" w:eastAsia="ru-RU"/>
         </w:rPr>
         <w:t>zaxira</w:t>
       </w:r>
@@ -39646,18 +39604,18 @@
           <w:color w:val="1F1F1F"/>
           <w:sz w:val="28"/>
           <w:szCs w:val="28"/>
-          <w:lang w:eastAsia="ru-RU"/>
-        </w:rPr>
-        <w:t xml:space="preserve"> </w:t>
-      </w:r>
-      <w:proofErr w:type="spellStart"/>
-      <w:r>
-        <w:rPr>
-          <w:rFonts w:ascii="Times New Roman" w:eastAsia="Times New Roman" w:hAnsi="Times New Roman" w:cs="Times New Roman"/>
-          <w:color w:val="1F1F1F"/>
-          <w:sz w:val="28"/>
-          <w:szCs w:val="28"/>
-          <w:lang w:eastAsia="ru-RU"/>
+          <w:lang w:val="en-US" w:eastAsia="ru-RU"/>
+        </w:rPr>
+        <w:t xml:space="preserve"> </w:t>
+      </w:r>
+      <w:proofErr w:type="spellStart"/>
+      <w:r>
+        <w:rPr>
+          <w:rFonts w:ascii="Times New Roman" w:eastAsia="Times New Roman" w:hAnsi="Times New Roman" w:cs="Times New Roman"/>
+          <w:color w:val="1F1F1F"/>
+          <w:sz w:val="28"/>
+          <w:szCs w:val="28"/>
+          <w:lang w:val="en-US" w:eastAsia="ru-RU"/>
         </w:rPr>
         <w:t>hisoblanadi</w:t>
       </w:r>
@@ -39668,7 +39626,7 @@
           <w:color w:val="1F1F1F"/>
           <w:sz w:val="28"/>
           <w:szCs w:val="28"/>
-          <w:lang w:eastAsia="ru-RU"/>
+          <w:lang w:val="en-US" w:eastAsia="ru-RU"/>
         </w:rPr>
         <w:t>.</w:t>
       </w:r>
@@ -39686,7 +39644,7 @@
           <w:color w:val="1F1F1F"/>
           <w:sz w:val="28"/>
           <w:szCs w:val="28"/>
-          <w:lang w:eastAsia="ru-RU"/>
+          <w:lang w:val="en-US" w:eastAsia="ru-RU"/>
         </w:rPr>
       </w:pPr>
       <w:proofErr w:type="spellStart"/>
@@ -39699,7 +39657,7 @@
           <w:sz w:val="28"/>
           <w:szCs w:val="28"/>
           <w:bdr w:val="none" w:sz="0" w:space="0" w:color="auto" w:frame="1"/>
-          <w:lang w:eastAsia="ru-RU"/>
+          <w:lang w:val="en-US" w:eastAsia="ru-RU"/>
         </w:rPr>
         <w:t>Retranslyatorlardan</w:t>
       </w:r>
@@ -39713,21 +39671,21 @@
           <w:sz w:val="28"/>
           <w:szCs w:val="28"/>
           <w:bdr w:val="none" w:sz="0" w:space="0" w:color="auto" w:frame="1"/>
-          <w:lang w:eastAsia="ru-RU"/>
-        </w:rPr>
-        <w:t xml:space="preserve"> </w:t>
-      </w:r>
-      <w:proofErr w:type="spellStart"/>
-      <w:r>
-        <w:rPr>
-          <w:rFonts w:ascii="Times New Roman" w:eastAsia="Times New Roman" w:hAnsi="Times New Roman" w:cs="Times New Roman"/>
-          <w:b/>
-          <w:bCs/>
-          <w:color w:val="1F1F1F"/>
-          <w:sz w:val="28"/>
-          <w:szCs w:val="28"/>
-          <w:bdr w:val="none" w:sz="0" w:space="0" w:color="auto" w:frame="1"/>
-          <w:lang w:eastAsia="ru-RU"/>
+          <w:lang w:val="en-US" w:eastAsia="ru-RU"/>
+        </w:rPr>
+        <w:t xml:space="preserve"> </w:t>
+      </w:r>
+      <w:proofErr w:type="spellStart"/>
+      <w:r>
+        <w:rPr>
+          <w:rFonts w:ascii="Times New Roman" w:eastAsia="Times New Roman" w:hAnsi="Times New Roman" w:cs="Times New Roman"/>
+          <w:b/>
+          <w:bCs/>
+          <w:color w:val="1F1F1F"/>
+          <w:sz w:val="28"/>
+          <w:szCs w:val="28"/>
+          <w:bdr w:val="none" w:sz="0" w:space="0" w:color="auto" w:frame="1"/>
+          <w:lang w:val="en-US" w:eastAsia="ru-RU"/>
         </w:rPr>
         <w:t>oqilona</w:t>
       </w:r>
@@ -39741,21 +39699,21 @@
           <w:sz w:val="28"/>
           <w:szCs w:val="28"/>
           <w:bdr w:val="none" w:sz="0" w:space="0" w:color="auto" w:frame="1"/>
-          <w:lang w:eastAsia="ru-RU"/>
-        </w:rPr>
-        <w:t xml:space="preserve"> </w:t>
-      </w:r>
-      <w:proofErr w:type="spellStart"/>
-      <w:r>
-        <w:rPr>
-          <w:rFonts w:ascii="Times New Roman" w:eastAsia="Times New Roman" w:hAnsi="Times New Roman" w:cs="Times New Roman"/>
-          <w:b/>
-          <w:bCs/>
-          <w:color w:val="1F1F1F"/>
-          <w:sz w:val="28"/>
-          <w:szCs w:val="28"/>
-          <w:bdr w:val="none" w:sz="0" w:space="0" w:color="auto" w:frame="1"/>
-          <w:lang w:eastAsia="ru-RU"/>
+          <w:lang w:val="en-US" w:eastAsia="ru-RU"/>
+        </w:rPr>
+        <w:t xml:space="preserve"> </w:t>
+      </w:r>
+      <w:proofErr w:type="spellStart"/>
+      <w:r>
+        <w:rPr>
+          <w:rFonts w:ascii="Times New Roman" w:eastAsia="Times New Roman" w:hAnsi="Times New Roman" w:cs="Times New Roman"/>
+          <w:b/>
+          <w:bCs/>
+          <w:color w:val="1F1F1F"/>
+          <w:sz w:val="28"/>
+          <w:szCs w:val="28"/>
+          <w:bdr w:val="none" w:sz="0" w:space="0" w:color="auto" w:frame="1"/>
+          <w:lang w:val="en-US" w:eastAsia="ru-RU"/>
         </w:rPr>
         <w:t>foydalanish</w:t>
       </w:r>
@@ -39769,7 +39727,7 @@
           <w:sz w:val="28"/>
           <w:szCs w:val="28"/>
           <w:bdr w:val="none" w:sz="0" w:space="0" w:color="auto" w:frame="1"/>
-          <w:lang w:eastAsia="ru-RU"/>
+          <w:lang w:val="en-US" w:eastAsia="ru-RU"/>
         </w:rPr>
         <w:t>:</w:t>
       </w:r>
@@ -39779,40 +39737,52 @@
           <w:color w:val="1F1F1F"/>
           <w:sz w:val="28"/>
           <w:szCs w:val="28"/>
-          <w:lang w:eastAsia="ru-RU"/>
-        </w:rPr>
-        <w:t xml:space="preserve"> </w:t>
-      </w:r>
-      <w:proofErr w:type="spellStart"/>
-      <w:r>
-        <w:rPr>
-          <w:rFonts w:ascii="Times New Roman" w:eastAsia="Times New Roman" w:hAnsi="Times New Roman" w:cs="Times New Roman"/>
-          <w:color w:val="1F1F1F"/>
-          <w:sz w:val="28"/>
-          <w:szCs w:val="28"/>
-          <w:lang w:eastAsia="ru-RU"/>
-        </w:rPr>
-        <w:t>Bo‘linmalarning</w:t>
-      </w:r>
-      <w:proofErr w:type="spellEnd"/>
-      <w:r>
-        <w:rPr>
-          <w:rFonts w:ascii="Times New Roman" w:eastAsia="Times New Roman" w:hAnsi="Times New Roman" w:cs="Times New Roman"/>
-          <w:color w:val="1F1F1F"/>
-          <w:sz w:val="28"/>
-          <w:szCs w:val="28"/>
-          <w:lang w:eastAsia="ru-RU"/>
-        </w:rPr>
-        <w:t xml:space="preserve"> </w:t>
-      </w:r>
-      <w:proofErr w:type="spellStart"/>
-      <w:r>
-        <w:rPr>
-          <w:rFonts w:ascii="Times New Roman" w:eastAsia="Times New Roman" w:hAnsi="Times New Roman" w:cs="Times New Roman"/>
-          <w:color w:val="1F1F1F"/>
-          <w:sz w:val="28"/>
-          <w:szCs w:val="28"/>
-          <w:lang w:eastAsia="ru-RU"/>
+          <w:lang w:val="en-US" w:eastAsia="ru-RU"/>
+        </w:rPr>
+        <w:t xml:space="preserve"> </w:t>
+      </w:r>
+      <w:proofErr w:type="spellStart"/>
+      <w:proofErr w:type="gramStart"/>
+      <w:r>
+        <w:rPr>
+          <w:rFonts w:ascii="Times New Roman" w:eastAsia="Times New Roman" w:hAnsi="Times New Roman" w:cs="Times New Roman"/>
+          <w:color w:val="1F1F1F"/>
+          <w:sz w:val="28"/>
+          <w:szCs w:val="28"/>
+          <w:lang w:val="en-US" w:eastAsia="ru-RU"/>
+        </w:rPr>
+        <w:t>Bo‘</w:t>
+      </w:r>
+      <w:proofErr w:type="gramEnd"/>
+      <w:r>
+        <w:rPr>
+          <w:rFonts w:ascii="Times New Roman" w:eastAsia="Times New Roman" w:hAnsi="Times New Roman" w:cs="Times New Roman"/>
+          <w:color w:val="1F1F1F"/>
+          <w:sz w:val="28"/>
+          <w:szCs w:val="28"/>
+          <w:lang w:val="en-US" w:eastAsia="ru-RU"/>
+        </w:rPr>
+        <w:t>linmalarning</w:t>
+      </w:r>
+      <w:proofErr w:type="spellEnd"/>
+      <w:r>
+        <w:rPr>
+          <w:rFonts w:ascii="Times New Roman" w:eastAsia="Times New Roman" w:hAnsi="Times New Roman" w:cs="Times New Roman"/>
+          <w:color w:val="1F1F1F"/>
+          <w:sz w:val="28"/>
+          <w:szCs w:val="28"/>
+          <w:lang w:val="en-US" w:eastAsia="ru-RU"/>
+        </w:rPr>
+        <w:t xml:space="preserve"> </w:t>
+      </w:r>
+      <w:proofErr w:type="spellStart"/>
+      <w:r>
+        <w:rPr>
+          <w:rFonts w:ascii="Times New Roman" w:eastAsia="Times New Roman" w:hAnsi="Times New Roman" w:cs="Times New Roman"/>
+          <w:color w:val="1F1F1F"/>
+          <w:sz w:val="28"/>
+          <w:szCs w:val="28"/>
+          <w:lang w:val="en-US" w:eastAsia="ru-RU"/>
         </w:rPr>
         <w:t>har</w:t>
       </w:r>
@@ -39823,18 +39793,18 @@
           <w:color w:val="1F1F1F"/>
           <w:sz w:val="28"/>
           <w:szCs w:val="28"/>
-          <w:lang w:eastAsia="ru-RU"/>
-        </w:rPr>
-        <w:t xml:space="preserve"> </w:t>
-      </w:r>
-      <w:proofErr w:type="spellStart"/>
-      <w:r>
-        <w:rPr>
-          <w:rFonts w:ascii="Times New Roman" w:eastAsia="Times New Roman" w:hAnsi="Times New Roman" w:cs="Times New Roman"/>
-          <w:color w:val="1F1F1F"/>
-          <w:sz w:val="28"/>
-          <w:szCs w:val="28"/>
-          <w:lang w:eastAsia="ru-RU"/>
+          <w:lang w:val="en-US" w:eastAsia="ru-RU"/>
+        </w:rPr>
+        <w:t xml:space="preserve"> </w:t>
+      </w:r>
+      <w:proofErr w:type="spellStart"/>
+      <w:r>
+        <w:rPr>
+          <w:rFonts w:ascii="Times New Roman" w:eastAsia="Times New Roman" w:hAnsi="Times New Roman" w:cs="Times New Roman"/>
+          <w:color w:val="1F1F1F"/>
+          <w:sz w:val="28"/>
+          <w:szCs w:val="28"/>
+          <w:lang w:val="en-US" w:eastAsia="ru-RU"/>
         </w:rPr>
         <w:t>bir</w:t>
       </w:r>
@@ -39845,40 +39815,18 @@
           <w:color w:val="1F1F1F"/>
           <w:sz w:val="28"/>
           <w:szCs w:val="28"/>
-          <w:lang w:eastAsia="ru-RU"/>
-        </w:rPr>
-        <w:t xml:space="preserve"> </w:t>
-      </w:r>
-      <w:proofErr w:type="spellStart"/>
-      <w:r>
-        <w:rPr>
-          <w:rFonts w:ascii="Times New Roman" w:eastAsia="Times New Roman" w:hAnsi="Times New Roman" w:cs="Times New Roman"/>
-          <w:color w:val="1F1F1F"/>
-          <w:sz w:val="28"/>
-          <w:szCs w:val="28"/>
-          <w:lang w:eastAsia="ru-RU"/>
-        </w:rPr>
-        <w:t>harakat</w:t>
-      </w:r>
-      <w:proofErr w:type="spellEnd"/>
-      <w:r>
-        <w:rPr>
-          <w:rFonts w:ascii="Times New Roman" w:eastAsia="Times New Roman" w:hAnsi="Times New Roman" w:cs="Times New Roman"/>
-          <w:color w:val="1F1F1F"/>
-          <w:sz w:val="28"/>
-          <w:szCs w:val="28"/>
-          <w:lang w:eastAsia="ru-RU"/>
-        </w:rPr>
-        <w:t xml:space="preserve"> </w:t>
-      </w:r>
-      <w:proofErr w:type="spellStart"/>
-      <w:r>
-        <w:rPr>
-          <w:rFonts w:ascii="Times New Roman" w:eastAsia="Times New Roman" w:hAnsi="Times New Roman" w:cs="Times New Roman"/>
-          <w:color w:val="1F1F1F"/>
-          <w:sz w:val="28"/>
-          <w:szCs w:val="28"/>
-          <w:lang w:eastAsia="ru-RU"/>
+          <w:lang w:val="en-US" w:eastAsia="ru-RU"/>
+        </w:rPr>
+        <w:t xml:space="preserve"> harakat </w:t>
+      </w:r>
+      <w:proofErr w:type="spellStart"/>
+      <w:r>
+        <w:rPr>
+          <w:rFonts w:ascii="Times New Roman" w:eastAsia="Times New Roman" w:hAnsi="Times New Roman" w:cs="Times New Roman"/>
+          <w:color w:val="1F1F1F"/>
+          <w:sz w:val="28"/>
+          <w:szCs w:val="28"/>
+          <w:lang w:val="en-US" w:eastAsia="ru-RU"/>
         </w:rPr>
         <w:t>yo‘nalishida</w:t>
       </w:r>
@@ -39889,7 +39837,7 @@
           <w:color w:val="1F1F1F"/>
           <w:sz w:val="28"/>
           <w:szCs w:val="28"/>
-          <w:lang w:eastAsia="ru-RU"/>
+          <w:lang w:val="en-US" w:eastAsia="ru-RU"/>
         </w:rPr>
         <w:t xml:space="preserve">, </w:t>
       </w:r>
@@ -39900,7 +39848,7 @@
           <w:color w:val="1F1F1F"/>
           <w:sz w:val="28"/>
           <w:szCs w:val="28"/>
-          <w:lang w:eastAsia="ru-RU"/>
+          <w:lang w:val="en-US" w:eastAsia="ru-RU"/>
         </w:rPr>
         <w:t>ayniqsa</w:t>
       </w:r>
@@ -39911,18 +39859,18 @@
           <w:color w:val="1F1F1F"/>
           <w:sz w:val="28"/>
           <w:szCs w:val="28"/>
-          <w:lang w:eastAsia="ru-RU"/>
-        </w:rPr>
-        <w:t xml:space="preserve"> </w:t>
-      </w:r>
-      <w:proofErr w:type="spellStart"/>
-      <w:r>
-        <w:rPr>
-          <w:rFonts w:ascii="Times New Roman" w:eastAsia="Times New Roman" w:hAnsi="Times New Roman" w:cs="Times New Roman"/>
-          <w:color w:val="1F1F1F"/>
-          <w:sz w:val="28"/>
-          <w:szCs w:val="28"/>
-          <w:lang w:eastAsia="ru-RU"/>
+          <w:lang w:val="en-US" w:eastAsia="ru-RU"/>
+        </w:rPr>
+        <w:t xml:space="preserve"> </w:t>
+      </w:r>
+      <w:proofErr w:type="spellStart"/>
+      <w:r>
+        <w:rPr>
+          <w:rFonts w:ascii="Times New Roman" w:eastAsia="Times New Roman" w:hAnsi="Times New Roman" w:cs="Times New Roman"/>
+          <w:color w:val="1F1F1F"/>
+          <w:sz w:val="28"/>
+          <w:szCs w:val="28"/>
+          <w:lang w:val="en-US" w:eastAsia="ru-RU"/>
         </w:rPr>
         <w:t>binolar</w:t>
       </w:r>
@@ -39933,18 +39881,18 @@
           <w:color w:val="1F1F1F"/>
           <w:sz w:val="28"/>
           <w:szCs w:val="28"/>
-          <w:lang w:eastAsia="ru-RU"/>
-        </w:rPr>
-        <w:t xml:space="preserve"> </w:t>
-      </w:r>
-      <w:proofErr w:type="spellStart"/>
-      <w:r>
-        <w:rPr>
-          <w:rFonts w:ascii="Times New Roman" w:eastAsia="Times New Roman" w:hAnsi="Times New Roman" w:cs="Times New Roman"/>
-          <w:color w:val="1F1F1F"/>
-          <w:sz w:val="28"/>
-          <w:szCs w:val="28"/>
-          <w:lang w:eastAsia="ru-RU"/>
+          <w:lang w:val="en-US" w:eastAsia="ru-RU"/>
+        </w:rPr>
+        <w:t xml:space="preserve"> </w:t>
+      </w:r>
+      <w:proofErr w:type="spellStart"/>
+      <w:r>
+        <w:rPr>
+          <w:rFonts w:ascii="Times New Roman" w:eastAsia="Times New Roman" w:hAnsi="Times New Roman" w:cs="Times New Roman"/>
+          <w:color w:val="1F1F1F"/>
+          <w:sz w:val="28"/>
+          <w:szCs w:val="28"/>
+          <w:lang w:val="en-US" w:eastAsia="ru-RU"/>
         </w:rPr>
         <w:t>ichiga</w:t>
       </w:r>
@@ -39955,18 +39903,18 @@
           <w:color w:val="1F1F1F"/>
           <w:sz w:val="28"/>
           <w:szCs w:val="28"/>
-          <w:lang w:eastAsia="ru-RU"/>
-        </w:rPr>
-        <w:t xml:space="preserve"> </w:t>
-      </w:r>
-      <w:proofErr w:type="spellStart"/>
-      <w:r>
-        <w:rPr>
-          <w:rFonts w:ascii="Times New Roman" w:eastAsia="Times New Roman" w:hAnsi="Times New Roman" w:cs="Times New Roman"/>
-          <w:color w:val="1F1F1F"/>
-          <w:sz w:val="28"/>
-          <w:szCs w:val="28"/>
-          <w:lang w:eastAsia="ru-RU"/>
+          <w:lang w:val="en-US" w:eastAsia="ru-RU"/>
+        </w:rPr>
+        <w:t xml:space="preserve"> </w:t>
+      </w:r>
+      <w:proofErr w:type="spellStart"/>
+      <w:r>
+        <w:rPr>
+          <w:rFonts w:ascii="Times New Roman" w:eastAsia="Times New Roman" w:hAnsi="Times New Roman" w:cs="Times New Roman"/>
+          <w:color w:val="1F1F1F"/>
+          <w:sz w:val="28"/>
+          <w:szCs w:val="28"/>
+          <w:lang w:val="en-US" w:eastAsia="ru-RU"/>
         </w:rPr>
         <w:t>kirganda</w:t>
       </w:r>
@@ -39977,7 +39925,7 @@
           <w:color w:val="1F1F1F"/>
           <w:sz w:val="28"/>
           <w:szCs w:val="28"/>
-          <w:lang w:eastAsia="ru-RU"/>
+          <w:lang w:val="en-US" w:eastAsia="ru-RU"/>
         </w:rPr>
         <w:t>, "</w:t>
       </w:r>
@@ -39988,7 +39936,7 @@
           <w:color w:val="1F1F1F"/>
           <w:sz w:val="28"/>
           <w:szCs w:val="28"/>
-          <w:lang w:eastAsia="ru-RU"/>
+          <w:lang w:val="en-US" w:eastAsia="ru-RU"/>
         </w:rPr>
         <w:t>aloqa</w:t>
       </w:r>
@@ -39999,18 +39947,18 @@
           <w:color w:val="1F1F1F"/>
           <w:sz w:val="28"/>
           <w:szCs w:val="28"/>
-          <w:lang w:eastAsia="ru-RU"/>
-        </w:rPr>
-        <w:t xml:space="preserve"> </w:t>
-      </w:r>
-      <w:proofErr w:type="spellStart"/>
-      <w:r>
-        <w:rPr>
-          <w:rFonts w:ascii="Times New Roman" w:eastAsia="Times New Roman" w:hAnsi="Times New Roman" w:cs="Times New Roman"/>
-          <w:color w:val="1F1F1F"/>
-          <w:sz w:val="28"/>
-          <w:szCs w:val="28"/>
-          <w:lang w:eastAsia="ru-RU"/>
+          <w:lang w:val="en-US" w:eastAsia="ru-RU"/>
+        </w:rPr>
+        <w:t xml:space="preserve"> </w:t>
+      </w:r>
+      <w:proofErr w:type="spellStart"/>
+      <w:r>
+        <w:rPr>
+          <w:rFonts w:ascii="Times New Roman" w:eastAsia="Times New Roman" w:hAnsi="Times New Roman" w:cs="Times New Roman"/>
+          <w:color w:val="1F1F1F"/>
+          <w:sz w:val="28"/>
+          <w:szCs w:val="28"/>
+          <w:lang w:val="en-US" w:eastAsia="ru-RU"/>
         </w:rPr>
         <w:t>zanjiri"ni</w:t>
       </w:r>
@@ -40021,18 +39969,18 @@
           <w:color w:val="1F1F1F"/>
           <w:sz w:val="28"/>
           <w:szCs w:val="28"/>
-          <w:lang w:eastAsia="ru-RU"/>
-        </w:rPr>
-        <w:t xml:space="preserve"> </w:t>
-      </w:r>
-      <w:proofErr w:type="spellStart"/>
-      <w:r>
-        <w:rPr>
-          <w:rFonts w:ascii="Times New Roman" w:eastAsia="Times New Roman" w:hAnsi="Times New Roman" w:cs="Times New Roman"/>
-          <w:color w:val="1F1F1F"/>
-          <w:sz w:val="28"/>
-          <w:szCs w:val="28"/>
-          <w:lang w:eastAsia="ru-RU"/>
+          <w:lang w:val="en-US" w:eastAsia="ru-RU"/>
+        </w:rPr>
+        <w:t xml:space="preserve"> </w:t>
+      </w:r>
+      <w:proofErr w:type="spellStart"/>
+      <w:r>
+        <w:rPr>
+          <w:rFonts w:ascii="Times New Roman" w:eastAsia="Times New Roman" w:hAnsi="Times New Roman" w:cs="Times New Roman"/>
+          <w:color w:val="1F1F1F"/>
+          <w:sz w:val="28"/>
+          <w:szCs w:val="28"/>
+          <w:lang w:val="en-US" w:eastAsia="ru-RU"/>
         </w:rPr>
         <w:t>tashkil</w:t>
       </w:r>
@@ -40043,18 +39991,18 @@
           <w:color w:val="1F1F1F"/>
           <w:sz w:val="28"/>
           <w:szCs w:val="28"/>
-          <w:lang w:eastAsia="ru-RU"/>
-        </w:rPr>
-        <w:t xml:space="preserve"> </w:t>
-      </w:r>
-      <w:proofErr w:type="spellStart"/>
-      <w:r>
-        <w:rPr>
-          <w:rFonts w:ascii="Times New Roman" w:eastAsia="Times New Roman" w:hAnsi="Times New Roman" w:cs="Times New Roman"/>
-          <w:color w:val="1F1F1F"/>
-          <w:sz w:val="28"/>
-          <w:szCs w:val="28"/>
-          <w:lang w:eastAsia="ru-RU"/>
+          <w:lang w:val="en-US" w:eastAsia="ru-RU"/>
+        </w:rPr>
+        <w:t xml:space="preserve"> </w:t>
+      </w:r>
+      <w:proofErr w:type="spellStart"/>
+      <w:r>
+        <w:rPr>
+          <w:rFonts w:ascii="Times New Roman" w:eastAsia="Times New Roman" w:hAnsi="Times New Roman" w:cs="Times New Roman"/>
+          <w:color w:val="1F1F1F"/>
+          <w:sz w:val="28"/>
+          <w:szCs w:val="28"/>
+          <w:lang w:val="en-US" w:eastAsia="ru-RU"/>
         </w:rPr>
         <w:t>etish</w:t>
       </w:r>
@@ -40065,18 +40013,18 @@
           <w:color w:val="1F1F1F"/>
           <w:sz w:val="28"/>
           <w:szCs w:val="28"/>
-          <w:lang w:eastAsia="ru-RU"/>
-        </w:rPr>
-        <w:t xml:space="preserve"> </w:t>
-      </w:r>
-      <w:proofErr w:type="spellStart"/>
-      <w:r>
-        <w:rPr>
-          <w:rFonts w:ascii="Times New Roman" w:eastAsia="Times New Roman" w:hAnsi="Times New Roman" w:cs="Times New Roman"/>
-          <w:color w:val="1F1F1F"/>
-          <w:sz w:val="28"/>
-          <w:szCs w:val="28"/>
-          <w:lang w:eastAsia="ru-RU"/>
+          <w:lang w:val="en-US" w:eastAsia="ru-RU"/>
+        </w:rPr>
+        <w:t xml:space="preserve"> </w:t>
+      </w:r>
+      <w:proofErr w:type="spellStart"/>
+      <w:r>
+        <w:rPr>
+          <w:rFonts w:ascii="Times New Roman" w:eastAsia="Times New Roman" w:hAnsi="Times New Roman" w:cs="Times New Roman"/>
+          <w:color w:val="1F1F1F"/>
+          <w:sz w:val="28"/>
+          <w:szCs w:val="28"/>
+          <w:lang w:val="en-US" w:eastAsia="ru-RU"/>
         </w:rPr>
         <w:t>uchun</w:t>
       </w:r>
@@ -40087,18 +40035,18 @@
           <w:color w:val="1F1F1F"/>
           <w:sz w:val="28"/>
           <w:szCs w:val="28"/>
-          <w:lang w:eastAsia="ru-RU"/>
-        </w:rPr>
-        <w:t xml:space="preserve"> </w:t>
-      </w:r>
-      <w:proofErr w:type="spellStart"/>
-      <w:r>
-        <w:rPr>
-          <w:rFonts w:ascii="Times New Roman" w:eastAsia="Times New Roman" w:hAnsi="Times New Roman" w:cs="Times New Roman"/>
-          <w:color w:val="1F1F1F"/>
-          <w:sz w:val="28"/>
-          <w:szCs w:val="28"/>
-          <w:lang w:eastAsia="ru-RU"/>
+          <w:lang w:val="en-US" w:eastAsia="ru-RU"/>
+        </w:rPr>
+        <w:t xml:space="preserve"> </w:t>
+      </w:r>
+      <w:proofErr w:type="spellStart"/>
+      <w:r>
+        <w:rPr>
+          <w:rFonts w:ascii="Times New Roman" w:eastAsia="Times New Roman" w:hAnsi="Times New Roman" w:cs="Times New Roman"/>
+          <w:color w:val="1F1F1F"/>
+          <w:sz w:val="28"/>
+          <w:szCs w:val="28"/>
+          <w:lang w:val="en-US" w:eastAsia="ru-RU"/>
         </w:rPr>
         <w:t>oraliq</w:t>
       </w:r>
@@ -40109,18 +40057,18 @@
           <w:color w:val="1F1F1F"/>
           <w:sz w:val="28"/>
           <w:szCs w:val="28"/>
-          <w:lang w:eastAsia="ru-RU"/>
-        </w:rPr>
-        <w:t xml:space="preserve"> </w:t>
-      </w:r>
-      <w:proofErr w:type="spellStart"/>
-      <w:r>
-        <w:rPr>
-          <w:rFonts w:ascii="Times New Roman" w:eastAsia="Times New Roman" w:hAnsi="Times New Roman" w:cs="Times New Roman"/>
-          <w:color w:val="1F1F1F"/>
-          <w:sz w:val="28"/>
-          <w:szCs w:val="28"/>
-          <w:lang w:eastAsia="ru-RU"/>
+          <w:lang w:val="en-US" w:eastAsia="ru-RU"/>
+        </w:rPr>
+        <w:t xml:space="preserve"> </w:t>
+      </w:r>
+      <w:proofErr w:type="spellStart"/>
+      <w:r>
+        <w:rPr>
+          <w:rFonts w:ascii="Times New Roman" w:eastAsia="Times New Roman" w:hAnsi="Times New Roman" w:cs="Times New Roman"/>
+          <w:color w:val="1F1F1F"/>
+          <w:sz w:val="28"/>
+          <w:szCs w:val="28"/>
+          <w:lang w:val="en-US" w:eastAsia="ru-RU"/>
         </w:rPr>
         <w:t>punktlarda</w:t>
       </w:r>
@@ -40131,40 +40079,18 @@
           <w:color w:val="1F1F1F"/>
           <w:sz w:val="28"/>
           <w:szCs w:val="28"/>
-          <w:lang w:eastAsia="ru-RU"/>
-        </w:rPr>
-        <w:t xml:space="preserve"> </w:t>
-      </w:r>
-      <w:proofErr w:type="spellStart"/>
-      <w:r>
-        <w:rPr>
-          <w:rFonts w:ascii="Times New Roman" w:eastAsia="Times New Roman" w:hAnsi="Times New Roman" w:cs="Times New Roman"/>
-          <w:color w:val="1F1F1F"/>
-          <w:sz w:val="28"/>
-          <w:szCs w:val="28"/>
-          <w:lang w:eastAsia="ru-RU"/>
-        </w:rPr>
-        <w:t>portativ</w:t>
-      </w:r>
-      <w:proofErr w:type="spellEnd"/>
-      <w:r>
-        <w:rPr>
-          <w:rFonts w:ascii="Times New Roman" w:eastAsia="Times New Roman" w:hAnsi="Times New Roman" w:cs="Times New Roman"/>
-          <w:color w:val="1F1F1F"/>
-          <w:sz w:val="28"/>
-          <w:szCs w:val="28"/>
-          <w:lang w:eastAsia="ru-RU"/>
-        </w:rPr>
-        <w:t xml:space="preserve"> </w:t>
-      </w:r>
-      <w:proofErr w:type="spellStart"/>
-      <w:r>
-        <w:rPr>
-          <w:rFonts w:ascii="Times New Roman" w:eastAsia="Times New Roman" w:hAnsi="Times New Roman" w:cs="Times New Roman"/>
-          <w:color w:val="1F1F1F"/>
-          <w:sz w:val="28"/>
-          <w:szCs w:val="28"/>
-          <w:lang w:eastAsia="ru-RU"/>
+          <w:lang w:val="en-US" w:eastAsia="ru-RU"/>
+        </w:rPr>
+        <w:t xml:space="preserve"> portativ </w:t>
+      </w:r>
+      <w:proofErr w:type="spellStart"/>
+      <w:r>
+        <w:rPr>
+          <w:rFonts w:ascii="Times New Roman" w:eastAsia="Times New Roman" w:hAnsi="Times New Roman" w:cs="Times New Roman"/>
+          <w:color w:val="1F1F1F"/>
+          <w:sz w:val="28"/>
+          <w:szCs w:val="28"/>
+          <w:lang w:val="en-US" w:eastAsia="ru-RU"/>
         </w:rPr>
         <w:t>retranslyatorlarni</w:t>
       </w:r>
@@ -40175,18 +40101,18 @@
           <w:color w:val="1F1F1F"/>
           <w:sz w:val="28"/>
           <w:szCs w:val="28"/>
-          <w:lang w:eastAsia="ru-RU"/>
-        </w:rPr>
-        <w:t xml:space="preserve"> </w:t>
-      </w:r>
-      <w:proofErr w:type="spellStart"/>
-      <w:r>
-        <w:rPr>
-          <w:rFonts w:ascii="Times New Roman" w:eastAsia="Times New Roman" w:hAnsi="Times New Roman" w:cs="Times New Roman"/>
-          <w:color w:val="1F1F1F"/>
-          <w:sz w:val="28"/>
-          <w:szCs w:val="28"/>
-          <w:lang w:eastAsia="ru-RU"/>
+          <w:lang w:val="en-US" w:eastAsia="ru-RU"/>
+        </w:rPr>
+        <w:t xml:space="preserve"> </w:t>
+      </w:r>
+      <w:proofErr w:type="spellStart"/>
+      <w:r>
+        <w:rPr>
+          <w:rFonts w:ascii="Times New Roman" w:eastAsia="Times New Roman" w:hAnsi="Times New Roman" w:cs="Times New Roman"/>
+          <w:color w:val="1F1F1F"/>
+          <w:sz w:val="28"/>
+          <w:szCs w:val="28"/>
+          <w:lang w:val="en-US" w:eastAsia="ru-RU"/>
         </w:rPr>
         <w:t>qoldirib</w:t>
       </w:r>
@@ -40197,18 +40123,18 @@
           <w:color w:val="1F1F1F"/>
           <w:sz w:val="28"/>
           <w:szCs w:val="28"/>
-          <w:lang w:eastAsia="ru-RU"/>
-        </w:rPr>
-        <w:t xml:space="preserve"> </w:t>
-      </w:r>
-      <w:proofErr w:type="spellStart"/>
-      <w:r>
-        <w:rPr>
-          <w:rFonts w:ascii="Times New Roman" w:eastAsia="Times New Roman" w:hAnsi="Times New Roman" w:cs="Times New Roman"/>
-          <w:color w:val="1F1F1F"/>
-          <w:sz w:val="28"/>
-          <w:szCs w:val="28"/>
-          <w:lang w:eastAsia="ru-RU"/>
+          <w:lang w:val="en-US" w:eastAsia="ru-RU"/>
+        </w:rPr>
+        <w:t xml:space="preserve"> </w:t>
+      </w:r>
+      <w:proofErr w:type="spellStart"/>
+      <w:r>
+        <w:rPr>
+          <w:rFonts w:ascii="Times New Roman" w:eastAsia="Times New Roman" w:hAnsi="Times New Roman" w:cs="Times New Roman"/>
+          <w:color w:val="1F1F1F"/>
+          <w:sz w:val="28"/>
+          <w:szCs w:val="28"/>
+          <w:lang w:val="en-US" w:eastAsia="ru-RU"/>
         </w:rPr>
         <w:t>ketish</w:t>
       </w:r>
@@ -40219,18 +40145,18 @@
           <w:color w:val="1F1F1F"/>
           <w:sz w:val="28"/>
           <w:szCs w:val="28"/>
-          <w:lang w:eastAsia="ru-RU"/>
-        </w:rPr>
-        <w:t xml:space="preserve"> </w:t>
-      </w:r>
-      <w:proofErr w:type="spellStart"/>
-      <w:r>
-        <w:rPr>
-          <w:rFonts w:ascii="Times New Roman" w:eastAsia="Times New Roman" w:hAnsi="Times New Roman" w:cs="Times New Roman"/>
-          <w:color w:val="1F1F1F"/>
-          <w:sz w:val="28"/>
-          <w:szCs w:val="28"/>
-          <w:lang w:eastAsia="ru-RU"/>
+          <w:lang w:val="en-US" w:eastAsia="ru-RU"/>
+        </w:rPr>
+        <w:t xml:space="preserve"> </w:t>
+      </w:r>
+      <w:proofErr w:type="spellStart"/>
+      <w:r>
+        <w:rPr>
+          <w:rFonts w:ascii="Times New Roman" w:eastAsia="Times New Roman" w:hAnsi="Times New Roman" w:cs="Times New Roman"/>
+          <w:color w:val="1F1F1F"/>
+          <w:sz w:val="28"/>
+          <w:szCs w:val="28"/>
+          <w:lang w:val="en-US" w:eastAsia="ru-RU"/>
         </w:rPr>
         <w:t>taktikasi</w:t>
       </w:r>
@@ -40241,18 +40167,18 @@
           <w:color w:val="1F1F1F"/>
           <w:sz w:val="28"/>
           <w:szCs w:val="28"/>
-          <w:lang w:eastAsia="ru-RU"/>
-        </w:rPr>
-        <w:t xml:space="preserve"> </w:t>
-      </w:r>
-      <w:proofErr w:type="spellStart"/>
-      <w:r>
-        <w:rPr>
-          <w:rFonts w:ascii="Times New Roman" w:eastAsia="Times New Roman" w:hAnsi="Times New Roman" w:cs="Times New Roman"/>
-          <w:color w:val="1F1F1F"/>
-          <w:sz w:val="28"/>
-          <w:szCs w:val="28"/>
-          <w:lang w:eastAsia="ru-RU"/>
+          <w:lang w:val="en-US" w:eastAsia="ru-RU"/>
+        </w:rPr>
+        <w:t xml:space="preserve"> </w:t>
+      </w:r>
+      <w:proofErr w:type="spellStart"/>
+      <w:r>
+        <w:rPr>
+          <w:rFonts w:ascii="Times New Roman" w:eastAsia="Times New Roman" w:hAnsi="Times New Roman" w:cs="Times New Roman"/>
+          <w:color w:val="1F1F1F"/>
+          <w:sz w:val="28"/>
+          <w:szCs w:val="28"/>
+          <w:lang w:val="en-US" w:eastAsia="ru-RU"/>
         </w:rPr>
         <w:t>joriy</w:t>
       </w:r>
@@ -40263,18 +40189,18 @@
           <w:color w:val="1F1F1F"/>
           <w:sz w:val="28"/>
           <w:szCs w:val="28"/>
-          <w:lang w:eastAsia="ru-RU"/>
-        </w:rPr>
-        <w:t xml:space="preserve"> </w:t>
-      </w:r>
-      <w:proofErr w:type="spellStart"/>
-      <w:r>
-        <w:rPr>
-          <w:rFonts w:ascii="Times New Roman" w:eastAsia="Times New Roman" w:hAnsi="Times New Roman" w:cs="Times New Roman"/>
-          <w:color w:val="1F1F1F"/>
-          <w:sz w:val="28"/>
-          <w:szCs w:val="28"/>
-          <w:lang w:eastAsia="ru-RU"/>
+          <w:lang w:val="en-US" w:eastAsia="ru-RU"/>
+        </w:rPr>
+        <w:t xml:space="preserve"> </w:t>
+      </w:r>
+      <w:proofErr w:type="spellStart"/>
+      <w:r>
+        <w:rPr>
+          <w:rFonts w:ascii="Times New Roman" w:eastAsia="Times New Roman" w:hAnsi="Times New Roman" w:cs="Times New Roman"/>
+          <w:color w:val="1F1F1F"/>
+          <w:sz w:val="28"/>
+          <w:szCs w:val="28"/>
+          <w:lang w:val="en-US" w:eastAsia="ru-RU"/>
         </w:rPr>
         <w:t>etilishi</w:t>
       </w:r>
@@ -40285,18 +40211,18 @@
           <w:color w:val="1F1F1F"/>
           <w:sz w:val="28"/>
           <w:szCs w:val="28"/>
-          <w:lang w:eastAsia="ru-RU"/>
-        </w:rPr>
-        <w:t xml:space="preserve"> </w:t>
-      </w:r>
-      <w:proofErr w:type="spellStart"/>
-      <w:r>
-        <w:rPr>
-          <w:rFonts w:ascii="Times New Roman" w:eastAsia="Times New Roman" w:hAnsi="Times New Roman" w:cs="Times New Roman"/>
-          <w:color w:val="1F1F1F"/>
-          <w:sz w:val="28"/>
-          <w:szCs w:val="28"/>
-          <w:lang w:eastAsia="ru-RU"/>
+          <w:lang w:val="en-US" w:eastAsia="ru-RU"/>
+        </w:rPr>
+        <w:t xml:space="preserve"> </w:t>
+      </w:r>
+      <w:proofErr w:type="spellStart"/>
+      <w:r>
+        <w:rPr>
+          <w:rFonts w:ascii="Times New Roman" w:eastAsia="Times New Roman" w:hAnsi="Times New Roman" w:cs="Times New Roman"/>
+          <w:color w:val="1F1F1F"/>
+          <w:sz w:val="28"/>
+          <w:szCs w:val="28"/>
+          <w:lang w:val="en-US" w:eastAsia="ru-RU"/>
         </w:rPr>
         <w:t>shart</w:t>
       </w:r>
@@ -40307,7 +40233,7 @@
           <w:color w:val="1F1F1F"/>
           <w:sz w:val="28"/>
           <w:szCs w:val="28"/>
-          <w:lang w:eastAsia="ru-RU"/>
+          <w:lang w:val="en-US" w:eastAsia="ru-RU"/>
         </w:rPr>
         <w:t>.</w:t>
       </w:r>
@@ -46242,7 +46168,7 @@
           <w:lang w:val="en-US" w:eastAsia="ru-RU"/>
         </w:rPr>
       </w:pPr>
-      <w:hyperlink r:id="rId5" w:tgtFrame="_blank" w:history="1">
+      <w:hyperlink r:id="rId7" w:tgtFrame="_blank" w:history="1">
         <w:r>
           <w:rPr>
             <w:rFonts w:ascii="Times New Roman" w:eastAsia="Times New Roman" w:hAnsi="Times New Roman" w:cs="Times New Roman"/>
@@ -46389,13 +46315,102 @@
       </w:pPr>
     </w:p>
     <w:sectPr>
+      <w:footerReference w:type="default" r:id="rId8"/>
       <w:pgSz w:w="11906" w:h="16838"/>
       <w:pgMar w:top="1134" w:right="1134" w:bottom="1134" w:left="1134" w:header="709" w:footer="709" w:gutter="0"/>
+      <w:pgNumType w:start="3"/>
       <w:cols w:space="708"/>
       <w:docGrid w:linePitch="360"/>
     </w:sectPr>
   </w:body>
 </w:document>
+</file>
+
+<file path=word/endnotes.xml><?xml version="1.0" encoding="utf-8"?>
+<w:endnotes xmlns:wpc="http://schemas.microsoft.com/office/word/2010/wordprocessingCanvas" xmlns:cx="http://schemas.microsoft.com/office/drawing/2014/chartex" xmlns:cx1="http://schemas.microsoft.com/office/drawing/2015/9/8/chartex" xmlns:cx2="http://schemas.microsoft.com/office/drawing/2015/10/21/chartex" xmlns:cx3="http://schemas.microsoft.com/office/drawing/2016/5/9/chartex" xmlns:cx4="http://schemas.microsoft.com/office/drawing/2016/5/10/chartex" xmlns:cx5="http://schemas.microsoft.com/office/drawing/2016/5/11/chartex" xmlns:cx6="http://schemas.microsoft.com/office/drawing/2016/5/12/chartex" xmlns:cx7="http://schemas.microsoft.com/office/drawing/2016/5/13/chartex" xmlns:cx8="http://schemas.microsoft.com/office/drawing/2016/5/14/chartex" xmlns:mc="http://schemas.openxmlformats.org/markup-compatibility/2006" xmlns:aink="http://schemas.microsoft.com/office/drawing/2016/ink" xmlns:am3d="http://schemas.microsoft.com/office/drawing/2017/model3d" xmlns:o="urn:schemas-microsoft-com:office:office" xmlns:r="http://schemas.openxmlformats.org/officeDocument/2006/relationships" xmlns:m="http://schemas.openxmlformats.org/officeDocument/2006/math" xmlns:v="urn:schemas-microsoft-com:vml" xmlns:wp14="http://schemas.microsoft.com/office/word/2010/wordprocessingDrawing" xmlns:wp="http://schemas.openxmlformats.org/drawingml/2006/wordprocessingDrawing" xmlns:w10="urn:schemas-microsoft-com:office:word" xmlns:w="http://schemas.openxmlformats.org/wordprocessingml/2006/main" xmlns:w14="http://schemas.microsoft.com/office/word/2010/wordml" xmlns:w15="http://schemas.microsoft.com/office/word/2012/wordml" xmlns:w16cex="http://schemas.microsoft.com/office/word/2018/wordml/cex" xmlns:w16cid="http://schemas.microsoft.com/office/word/2016/wordml/cid" xmlns:w16="http://schemas.microsoft.com/office/word/2018/wordml" xmlns:w16sdtdh="http://schemas.microsoft.com/office/word/2020/wordml/sdtdatahash" xmlns:w16se="http://schemas.microsoft.com/office/word/2015/wordml/symex" xmlns:wpg="http://schemas.microsoft.com/office/word/2010/wordprocessingGroup" xmlns:wpi="http://schemas.microsoft.com/office/word/2010/wordprocessingInk" xmlns:wne="http://schemas.microsoft.com/office/word/2006/wordml" xmlns:wps="http://schemas.microsoft.com/office/word/2010/wordprocessingShape" mc:Ignorable="w14 w15 w16se w16cid w16 w16cex w16sdtdh wp14">
+  <w:endnote w:type="separator" w:id="-1">
+    <w:p>
+      <w:pPr>
+        <w:spacing w:after="0" w:line="240" w:lineRule="auto"/>
+      </w:pPr>
+      <w:r>
+        <w:separator/>
+      </w:r>
+    </w:p>
+  </w:endnote>
+  <w:endnote w:type="continuationSeparator" w:id="0">
+    <w:p>
+      <w:pPr>
+        <w:spacing w:after="0" w:line="240" w:lineRule="auto"/>
+      </w:pPr>
+      <w:r>
+        <w:continuationSeparator/>
+      </w:r>
+    </w:p>
+  </w:endnote>
+</w:endnotes>
+</file>
+
+<file path=word/footer1.xml><?xml version="1.0" encoding="utf-8"?>
+<w:ftr xmlns:wpc="http://schemas.microsoft.com/office/word/2010/wordprocessingCanvas" xmlns:cx="http://schemas.microsoft.com/office/drawing/2014/chartex" xmlns:cx1="http://schemas.microsoft.com/office/drawing/2015/9/8/chartex" xmlns:cx2="http://schemas.microsoft.com/office/drawing/2015/10/21/chartex" xmlns:cx3="http://schemas.microsoft.com/office/drawing/2016/5/9/chartex" xmlns:cx4="http://schemas.microsoft.com/office/drawing/2016/5/10/chartex" xmlns:cx5="http://schemas.microsoft.com/office/drawing/2016/5/11/chartex" xmlns:cx6="http://schemas.microsoft.com/office/drawing/2016/5/12/chartex" xmlns:cx7="http://schemas.microsoft.com/office/drawing/2016/5/13/chartex" xmlns:cx8="http://schemas.microsoft.com/office/drawing/2016/5/14/chartex" xmlns:mc="http://schemas.openxmlformats.org/markup-compatibility/2006" xmlns:aink="http://schemas.microsoft.com/office/drawing/2016/ink" xmlns:am3d="http://schemas.microsoft.com/office/drawing/2017/model3d" xmlns:o="urn:schemas-microsoft-com:office:office" xmlns:r="http://schemas.openxmlformats.org/officeDocument/2006/relationships" xmlns:m="http://schemas.openxmlformats.org/officeDocument/2006/math" xmlns:v="urn:schemas-microsoft-com:vml" xmlns:wp14="http://schemas.microsoft.com/office/word/2010/wordprocessingDrawing" xmlns:wp="http://schemas.openxmlformats.org/drawingml/2006/wordprocessingDrawing" xmlns:w10="urn:schemas-microsoft-com:office:word" xmlns:w="http://schemas.openxmlformats.org/wordprocessingml/2006/main" xmlns:w14="http://schemas.microsoft.com/office/word/2010/wordml" xmlns:w15="http://schemas.microsoft.com/office/word/2012/wordml" xmlns:w16cex="http://schemas.microsoft.com/office/word/2018/wordml/cex" xmlns:w16cid="http://schemas.microsoft.com/office/word/2016/wordml/cid" xmlns:w16="http://schemas.microsoft.com/office/word/2018/wordml" xmlns:w16sdtdh="http://schemas.microsoft.com/office/word/2020/wordml/sdtdatahash" xmlns:w16se="http://schemas.microsoft.com/office/word/2015/wordml/symex" xmlns:wpg="http://schemas.microsoft.com/office/word/2010/wordprocessingGroup" xmlns:wpi="http://schemas.microsoft.com/office/word/2010/wordprocessingInk" xmlns:wne="http://schemas.microsoft.com/office/word/2006/wordml" xmlns:wps="http://schemas.microsoft.com/office/word/2010/wordprocessingShape" mc:Ignorable="w14 w15 w16se w16cid w16 w16cex w16sdtdh wp14">
+  <w:sdt>
+    <w:sdtPr>
+      <w:id w:val="848680308"/>
+      <w:docPartObj>
+        <w:docPartGallery w:val="Page Numbers (Bottom of Page)"/>
+        <w:docPartUnique/>
+      </w:docPartObj>
+    </w:sdtPr>
+    <w:sdtContent>
+      <w:p>
+        <w:pPr>
+          <w:pStyle w:val="a7"/>
+          <w:jc w:val="center"/>
+        </w:pPr>
+        <w:r>
+          <w:fldChar w:fldCharType="begin"/>
+        </w:r>
+        <w:r>
+          <w:instrText>PAGE   \* MERGEFORMAT</w:instrText>
+        </w:r>
+        <w:r>
+          <w:fldChar w:fldCharType="separate"/>
+        </w:r>
+        <w:r>
+          <w:t>2</w:t>
+        </w:r>
+        <w:r>
+          <w:fldChar w:fldCharType="end"/>
+        </w:r>
+      </w:p>
+    </w:sdtContent>
+  </w:sdt>
+</w:ftr>
+</file>
+
+<file path=word/footnotes.xml><?xml version="1.0" encoding="utf-8"?>
+<w:footnotes xmlns:wpc="http://schemas.microsoft.com/office/word/2010/wordprocessingCanvas" xmlns:cx="http://schemas.microsoft.com/office/drawing/2014/chartex" xmlns:cx1="http://schemas.microsoft.com/office/drawing/2015/9/8/chartex" xmlns:cx2="http://schemas.microsoft.com/office/drawing/2015/10/21/chartex" xmlns:cx3="http://schemas.microsoft.com/office/drawing/2016/5/9/chartex" xmlns:cx4="http://schemas.microsoft.com/office/drawing/2016/5/10/chartex" xmlns:cx5="http://schemas.microsoft.com/office/drawing/2016/5/11/chartex" xmlns:cx6="http://schemas.microsoft.com/office/drawing/2016/5/12/chartex" xmlns:cx7="http://schemas.microsoft.com/office/drawing/2016/5/13/chartex" xmlns:cx8="http://schemas.microsoft.com/office/drawing/2016/5/14/chartex" xmlns:mc="http://schemas.openxmlformats.org/markup-compatibility/2006" xmlns:aink="http://schemas.microsoft.com/office/drawing/2016/ink" xmlns:am3d="http://schemas.microsoft.com/office/drawing/2017/model3d" xmlns:o="urn:schemas-microsoft-com:office:office" xmlns:r="http://schemas.openxmlformats.org/officeDocument/2006/relationships" xmlns:m="http://schemas.openxmlformats.org/officeDocument/2006/math" xmlns:v="urn:schemas-microsoft-com:vml" xmlns:wp14="http://schemas.microsoft.com/office/word/2010/wordprocessingDrawing" xmlns:wp="http://schemas.openxmlformats.org/drawingml/2006/wordprocessingDrawing" xmlns:w10="urn:schemas-microsoft-com:office:word" xmlns:w="http://schemas.openxmlformats.org/wordprocessingml/2006/main" xmlns:w14="http://schemas.microsoft.com/office/word/2010/wordml" xmlns:w15="http://schemas.microsoft.com/office/word/2012/wordml" xmlns:w16cex="http://schemas.microsoft.com/office/word/2018/wordml/cex" xmlns:w16cid="http://schemas.microsoft.com/office/word/2016/wordml/cid" xmlns:w16="http://schemas.microsoft.com/office/word/2018/wordml" xmlns:w16sdtdh="http://schemas.microsoft.com/office/word/2020/wordml/sdtdatahash" xmlns:w16se="http://schemas.microsoft.com/office/word/2015/wordml/symex" xmlns:wpg="http://schemas.microsoft.com/office/word/2010/wordprocessingGroup" xmlns:wpi="http://schemas.microsoft.com/office/word/2010/wordprocessingInk" xmlns:wne="http://schemas.microsoft.com/office/word/2006/wordml" xmlns:wps="http://schemas.microsoft.com/office/word/2010/wordprocessingShape" mc:Ignorable="w14 w15 w16se w16cid w16 w16cex w16sdtdh wp14">
+  <w:footnote w:type="separator" w:id="-1">
+    <w:p>
+      <w:pPr>
+        <w:spacing w:after="0" w:line="240" w:lineRule="auto"/>
+      </w:pPr>
+      <w:r>
+        <w:separator/>
+      </w:r>
+    </w:p>
+  </w:footnote>
+  <w:footnote w:type="continuationSeparator" w:id="0">
+    <w:p>
+      <w:pPr>
+        <w:spacing w:after="0" w:line="240" w:lineRule="auto"/>
+      </w:pPr>
+      <w:r>
+        <w:continuationSeparator/>
+      </w:r>
+    </w:p>
+  </w:footnote>
+</w:footnotes>
 </file>
 
 <file path=word/numbering.xml><?xml version="1.0" encoding="utf-8"?>
@@ -48777,6 +48792,50 @@
       <w:u w:val="single"/>
     </w:rPr>
   </w:style>
+  <w:style w:type="paragraph" w:styleId="a5">
+    <w:name w:val="header"/>
+    <w:basedOn w:val="a"/>
+    <w:link w:val="a6"/>
+    <w:uiPriority w:val="99"/>
+    <w:unhideWhenUsed/>
+    <w:rsid w:val="00145336"/>
+    <w:pPr>
+      <w:tabs>
+        <w:tab w:val="center" w:pos="4677"/>
+        <w:tab w:val="right" w:pos="9355"/>
+      </w:tabs>
+      <w:spacing w:after="0" w:line="240" w:lineRule="auto"/>
+    </w:pPr>
+  </w:style>
+  <w:style w:type="character" w:customStyle="1" w:styleId="a6">
+    <w:name w:val="Верхний колонтитул Знак"/>
+    <w:basedOn w:val="a0"/>
+    <w:link w:val="a5"/>
+    <w:uiPriority w:val="99"/>
+    <w:rsid w:val="00145336"/>
+  </w:style>
+  <w:style w:type="paragraph" w:styleId="a7">
+    <w:name w:val="footer"/>
+    <w:basedOn w:val="a"/>
+    <w:link w:val="a8"/>
+    <w:uiPriority w:val="99"/>
+    <w:unhideWhenUsed/>
+    <w:rsid w:val="00145336"/>
+    <w:pPr>
+      <w:tabs>
+        <w:tab w:val="center" w:pos="4677"/>
+        <w:tab w:val="right" w:pos="9355"/>
+      </w:tabs>
+      <w:spacing w:after="0" w:line="240" w:lineRule="auto"/>
+    </w:pPr>
+  </w:style>
+  <w:style w:type="character" w:customStyle="1" w:styleId="a8">
+    <w:name w:val="Нижний колонтитул Знак"/>
+    <w:basedOn w:val="a0"/>
+    <w:link w:val="a7"/>
+    <w:uiPriority w:val="99"/>
+    <w:rsid w:val="00145336"/>
+  </w:style>
 </w:styles>
 </file>
 
